--- a/SRS/SRS_Version_2.docx
+++ b/SRS/SRS_Version_2.docx
@@ -8,7 +8,6 @@
         <w:outlineLvl w:val="0"/>
         <w:rPr>
           <w:rFonts w:asciiTheme="majorBidi" w:eastAsia="Times New Roman" w:hAnsiTheme="majorBidi" w:cstheme="majorBidi"/>
-          <w:color w:val="373D3F"/>
           <w:kern w:val="36"/>
           <w:sz w:val="48"/>
           <w:szCs w:val="48"/>
@@ -19,7 +18,6 @@
       <w:r>
         <w:rPr>
           <w:rFonts w:asciiTheme="majorBidi" w:eastAsia="Times New Roman" w:hAnsiTheme="majorBidi" w:cstheme="majorBidi"/>
-          <w:color w:val="373D3F"/>
           <w:kern w:val="36"/>
           <w:sz w:val="48"/>
           <w:szCs w:val="48"/>
@@ -35,20 +33,18 @@
         <w:spacing w:before="360" w:after="0" w:line="240" w:lineRule="auto"/>
         <w:rPr>
           <w:rFonts w:asciiTheme="majorBidi" w:eastAsia="Times New Roman" w:hAnsiTheme="majorBidi" w:cstheme="majorBidi"/>
-          <w:color w:val="373D3F"/>
-          <w:kern w:val="0"/>
-          <w:sz w:val="20"/>
-          <w:szCs w:val="20"/>
-          <w:lang w:eastAsia="en-GB"/>
-          <w14:ligatures w14:val="none"/>
-        </w:rPr>
-      </w:pPr>
-      <w:r>
-        <w:rPr>
-          <w:rFonts w:asciiTheme="majorBidi" w:eastAsia="Times New Roman" w:hAnsiTheme="majorBidi" w:cstheme="majorBidi"/>
-          <w:b/>
-          <w:bCs/>
-          <w:color w:val="373D3F"/>
+          <w:kern w:val="0"/>
+          <w:sz w:val="20"/>
+          <w:szCs w:val="20"/>
+          <w:lang w:eastAsia="en-GB"/>
+          <w14:ligatures w14:val="none"/>
+        </w:rPr>
+      </w:pPr>
+      <w:r>
+        <w:rPr>
+          <w:rFonts w:asciiTheme="majorBidi" w:eastAsia="Times New Roman" w:hAnsiTheme="majorBidi" w:cstheme="majorBidi"/>
+          <w:b/>
+          <w:bCs/>
           <w:kern w:val="0"/>
           <w:sz w:val="20"/>
           <w:szCs w:val="20"/>
@@ -64,20 +60,18 @@
         <w:spacing w:before="240" w:after="0" w:line="240" w:lineRule="auto"/>
         <w:rPr>
           <w:rFonts w:asciiTheme="majorBidi" w:eastAsia="Times New Roman" w:hAnsiTheme="majorBidi" w:cstheme="majorBidi"/>
-          <w:color w:val="373D3F"/>
-          <w:kern w:val="0"/>
-          <w:sz w:val="20"/>
-          <w:szCs w:val="20"/>
-          <w:lang w:eastAsia="en-GB"/>
-          <w14:ligatures w14:val="none"/>
-        </w:rPr>
-      </w:pPr>
-      <w:r>
-        <w:rPr>
-          <w:rFonts w:asciiTheme="majorBidi" w:eastAsia="Times New Roman" w:hAnsiTheme="majorBidi" w:cstheme="majorBidi"/>
-          <w:b/>
-          <w:bCs/>
-          <w:color w:val="373D3F"/>
+          <w:kern w:val="0"/>
+          <w:sz w:val="20"/>
+          <w:szCs w:val="20"/>
+          <w:lang w:eastAsia="en-GB"/>
+          <w14:ligatures w14:val="none"/>
+        </w:rPr>
+      </w:pPr>
+      <w:r>
+        <w:rPr>
+          <w:rFonts w:asciiTheme="majorBidi" w:eastAsia="Times New Roman" w:hAnsiTheme="majorBidi" w:cstheme="majorBidi"/>
+          <w:b/>
+          <w:bCs/>
           <w:kern w:val="0"/>
           <w:sz w:val="20"/>
           <w:szCs w:val="20"/>
@@ -93,20 +87,18 @@
         <w:spacing w:before="240" w:after="0" w:line="240" w:lineRule="auto"/>
         <w:rPr>
           <w:rFonts w:asciiTheme="majorBidi" w:eastAsia="Times New Roman" w:hAnsiTheme="majorBidi" w:cstheme="majorBidi"/>
-          <w:color w:val="373D3F"/>
-          <w:kern w:val="0"/>
-          <w:sz w:val="20"/>
-          <w:szCs w:val="20"/>
-          <w:lang w:eastAsia="en-GB"/>
-          <w14:ligatures w14:val="none"/>
-        </w:rPr>
-      </w:pPr>
-      <w:r>
-        <w:rPr>
-          <w:rFonts w:asciiTheme="majorBidi" w:eastAsia="Times New Roman" w:hAnsiTheme="majorBidi" w:cstheme="majorBidi"/>
-          <w:b/>
-          <w:bCs/>
-          <w:color w:val="0000FF"/>
+          <w:kern w:val="0"/>
+          <w:sz w:val="20"/>
+          <w:szCs w:val="20"/>
+          <w:lang w:eastAsia="en-GB"/>
+          <w14:ligatures w14:val="none"/>
+        </w:rPr>
+      </w:pPr>
+      <w:r>
+        <w:rPr>
+          <w:rFonts w:asciiTheme="majorBidi" w:eastAsia="Times New Roman" w:hAnsiTheme="majorBidi" w:cstheme="majorBidi"/>
+          <w:b/>
+          <w:bCs/>
           <w:kern w:val="0"/>
           <w:sz w:val="20"/>
           <w:szCs w:val="20"/>
@@ -120,7 +112,6 @@
           <w:rFonts w:asciiTheme="majorBidi" w:eastAsia="Times New Roman" w:hAnsiTheme="majorBidi" w:cstheme="majorBidi"/>
           <w:b/>
           <w:bCs/>
-          <w:color w:val="0000FF"/>
           <w:kern w:val="0"/>
           <w:sz w:val="20"/>
           <w:szCs w:val="20"/>
@@ -134,7 +125,6 @@
           <w:rFonts w:asciiTheme="majorBidi" w:eastAsia="Times New Roman" w:hAnsiTheme="majorBidi" w:cstheme="majorBidi"/>
           <w:b/>
           <w:bCs/>
-          <w:color w:val="0000FF"/>
           <w:kern w:val="0"/>
           <w:sz w:val="20"/>
           <w:szCs w:val="20"/>
@@ -148,7 +138,6 @@
           <w:rFonts w:asciiTheme="majorBidi" w:eastAsia="Times New Roman" w:hAnsiTheme="majorBidi" w:cstheme="majorBidi"/>
           <w:b/>
           <w:bCs/>
-          <w:color w:val="0000FF"/>
           <w:kern w:val="0"/>
           <w:sz w:val="20"/>
           <w:szCs w:val="20"/>
@@ -162,7 +151,6 @@
           <w:rFonts w:asciiTheme="majorBidi" w:eastAsia="Times New Roman" w:hAnsiTheme="majorBidi" w:cstheme="majorBidi"/>
           <w:b/>
           <w:bCs/>
-          <w:color w:val="0000FF"/>
           <w:kern w:val="0"/>
           <w:sz w:val="20"/>
           <w:szCs w:val="20"/>
@@ -176,7 +164,6 @@
           <w:rFonts w:asciiTheme="majorBidi" w:eastAsia="Times New Roman" w:hAnsiTheme="majorBidi" w:cstheme="majorBidi"/>
           <w:b/>
           <w:bCs/>
-          <w:color w:val="0000FF"/>
           <w:kern w:val="0"/>
           <w:sz w:val="20"/>
           <w:szCs w:val="20"/>
@@ -192,20 +179,18 @@
         <w:spacing w:before="240" w:after="0" w:line="240" w:lineRule="auto"/>
         <w:rPr>
           <w:rFonts w:asciiTheme="majorBidi" w:eastAsia="Times New Roman" w:hAnsiTheme="majorBidi" w:cstheme="majorBidi"/>
-          <w:color w:val="373D3F"/>
-          <w:kern w:val="0"/>
-          <w:sz w:val="20"/>
-          <w:szCs w:val="20"/>
-          <w:lang w:eastAsia="en-GB"/>
-          <w14:ligatures w14:val="none"/>
-        </w:rPr>
-      </w:pPr>
-      <w:r>
-        <w:rPr>
-          <w:rFonts w:asciiTheme="majorBidi" w:eastAsia="Times New Roman" w:hAnsiTheme="majorBidi" w:cstheme="majorBidi"/>
-          <w:b/>
-          <w:bCs/>
-          <w:color w:val="373D3F"/>
+          <w:kern w:val="0"/>
+          <w:sz w:val="20"/>
+          <w:szCs w:val="20"/>
+          <w:lang w:eastAsia="en-GB"/>
+          <w14:ligatures w14:val="none"/>
+        </w:rPr>
+      </w:pPr>
+      <w:r>
+        <w:rPr>
+          <w:rFonts w:asciiTheme="majorBidi" w:eastAsia="Times New Roman" w:hAnsiTheme="majorBidi" w:cstheme="majorBidi"/>
+          <w:b/>
+          <w:bCs/>
           <w:kern w:val="0"/>
           <w:sz w:val="20"/>
           <w:szCs w:val="20"/>
@@ -219,7 +204,6 @@
           <w:rFonts w:asciiTheme="majorBidi" w:eastAsia="Times New Roman" w:hAnsiTheme="majorBidi" w:cstheme="majorBidi"/>
           <w:b/>
           <w:bCs/>
-          <w:color w:val="0000FF"/>
           <w:kern w:val="0"/>
           <w:sz w:val="20"/>
           <w:szCs w:val="20"/>
@@ -235,20 +219,18 @@
         <w:spacing w:before="240" w:after="0" w:line="240" w:lineRule="auto"/>
         <w:rPr>
           <w:rFonts w:asciiTheme="majorBidi" w:eastAsia="Times New Roman" w:hAnsiTheme="majorBidi" w:cstheme="majorBidi"/>
-          <w:color w:val="373D3F"/>
-          <w:kern w:val="0"/>
-          <w:sz w:val="20"/>
-          <w:szCs w:val="20"/>
-          <w:lang w:eastAsia="en-GB"/>
-          <w14:ligatures w14:val="none"/>
-        </w:rPr>
-      </w:pPr>
-      <w:r>
-        <w:rPr>
-          <w:rFonts w:asciiTheme="majorBidi" w:eastAsia="Times New Roman" w:hAnsiTheme="majorBidi" w:cstheme="majorBidi"/>
-          <w:b/>
-          <w:bCs/>
-          <w:color w:val="373D3F"/>
+          <w:kern w:val="0"/>
+          <w:sz w:val="20"/>
+          <w:szCs w:val="20"/>
+          <w:lang w:eastAsia="en-GB"/>
+          <w14:ligatures w14:val="none"/>
+        </w:rPr>
+      </w:pPr>
+      <w:r>
+        <w:rPr>
+          <w:rFonts w:asciiTheme="majorBidi" w:eastAsia="Times New Roman" w:hAnsiTheme="majorBidi" w:cstheme="majorBidi"/>
+          <w:b/>
+          <w:bCs/>
           <w:kern w:val="0"/>
           <w:sz w:val="20"/>
           <w:szCs w:val="20"/>
@@ -262,7 +244,6 @@
           <w:rFonts w:asciiTheme="majorBidi" w:eastAsia="Times New Roman" w:hAnsiTheme="majorBidi" w:cstheme="majorBidi"/>
           <w:b/>
           <w:bCs/>
-          <w:color w:val="0000FF"/>
           <w:kern w:val="0"/>
           <w:sz w:val="20"/>
           <w:szCs w:val="20"/>
@@ -278,20 +259,18 @@
         <w:spacing w:before="240" w:after="0" w:line="240" w:lineRule="auto"/>
         <w:rPr>
           <w:rFonts w:asciiTheme="majorBidi" w:eastAsia="Times New Roman" w:hAnsiTheme="majorBidi" w:cstheme="majorBidi"/>
-          <w:color w:val="373D3F"/>
-          <w:kern w:val="0"/>
-          <w:sz w:val="20"/>
-          <w:szCs w:val="20"/>
-          <w:lang w:eastAsia="en-GB"/>
-          <w14:ligatures w14:val="none"/>
-        </w:rPr>
-      </w:pPr>
-      <w:r>
-        <w:rPr>
-          <w:rFonts w:asciiTheme="majorBidi" w:eastAsia="Times New Roman" w:hAnsiTheme="majorBidi" w:cstheme="majorBidi"/>
-          <w:b/>
-          <w:bCs/>
-          <w:color w:val="0000FF"/>
+          <w:kern w:val="0"/>
+          <w:sz w:val="20"/>
+          <w:szCs w:val="20"/>
+          <w:lang w:eastAsia="en-GB"/>
+          <w14:ligatures w14:val="none"/>
+        </w:rPr>
+      </w:pPr>
+      <w:r>
+        <w:rPr>
+          <w:rFonts w:asciiTheme="majorBidi" w:eastAsia="Times New Roman" w:hAnsiTheme="majorBidi" w:cstheme="majorBidi"/>
+          <w:b/>
+          <w:bCs/>
           <w:kern w:val="0"/>
           <w:sz w:val="20"/>
           <w:szCs w:val="20"/>
@@ -308,20 +287,18 @@
         <w:jc w:val="center"/>
         <w:rPr>
           <w:rFonts w:asciiTheme="majorBidi" w:eastAsia="Times New Roman" w:hAnsiTheme="majorBidi" w:cstheme="majorBidi"/>
-          <w:color w:val="373D3F"/>
-          <w:kern w:val="0"/>
-          <w:sz w:val="20"/>
-          <w:szCs w:val="20"/>
-          <w:lang w:eastAsia="en-GB"/>
-          <w14:ligatures w14:val="none"/>
-        </w:rPr>
-      </w:pPr>
-      <w:r>
-        <w:rPr>
-          <w:rFonts w:asciiTheme="majorBidi" w:eastAsia="Times New Roman" w:hAnsiTheme="majorBidi" w:cstheme="majorBidi"/>
-          <w:b/>
-          <w:bCs/>
-          <w:color w:val="373D3F"/>
+          <w:kern w:val="0"/>
+          <w:sz w:val="20"/>
+          <w:szCs w:val="20"/>
+          <w:lang w:eastAsia="en-GB"/>
+          <w14:ligatures w14:val="none"/>
+        </w:rPr>
+      </w:pPr>
+      <w:r>
+        <w:rPr>
+          <w:rFonts w:asciiTheme="majorBidi" w:eastAsia="Times New Roman" w:hAnsiTheme="majorBidi" w:cstheme="majorBidi"/>
+          <w:b/>
+          <w:bCs/>
           <w:kern w:val="0"/>
           <w:sz w:val="20"/>
           <w:szCs w:val="20"/>
@@ -338,20 +315,18 @@
         <w:jc w:val="center"/>
         <w:rPr>
           <w:rFonts w:asciiTheme="majorBidi" w:eastAsia="Times New Roman" w:hAnsiTheme="majorBidi" w:cstheme="majorBidi"/>
-          <w:color w:val="373D3F"/>
-          <w:kern w:val="0"/>
-          <w:sz w:val="20"/>
-          <w:szCs w:val="20"/>
-          <w:lang w:eastAsia="en-GB"/>
-          <w14:ligatures w14:val="none"/>
-        </w:rPr>
-      </w:pPr>
-      <w:r>
-        <w:rPr>
-          <w:rFonts w:asciiTheme="majorBidi" w:eastAsia="Times New Roman" w:hAnsiTheme="majorBidi" w:cstheme="majorBidi"/>
-          <w:b/>
-          <w:bCs/>
-          <w:color w:val="373D3F"/>
+          <w:kern w:val="0"/>
+          <w:sz w:val="20"/>
+          <w:szCs w:val="20"/>
+          <w:lang w:eastAsia="en-GB"/>
+          <w14:ligatures w14:val="none"/>
+        </w:rPr>
+      </w:pPr>
+      <w:r>
+        <w:rPr>
+          <w:rFonts w:asciiTheme="majorBidi" w:eastAsia="Times New Roman" w:hAnsiTheme="majorBidi" w:cstheme="majorBidi"/>
+          <w:b/>
+          <w:bCs/>
           <w:kern w:val="0"/>
           <w:sz w:val="20"/>
           <w:szCs w:val="20"/>
@@ -410,7 +385,6 @@
               <w:spacing w:before="360" w:after="360" w:line="264" w:lineRule="atLeast"/>
               <w:rPr>
                 <w:rFonts w:asciiTheme="majorBidi" w:eastAsia="Times New Roman" w:hAnsiTheme="majorBidi" w:cstheme="majorBidi"/>
-                <w:color w:val="373D3F"/>
                 <w:kern w:val="0"/>
                 <w:sz w:val="16"/>
                 <w:szCs w:val="16"/>
@@ -421,7 +395,6 @@
             <w:r>
               <w:rPr>
                 <w:rFonts w:asciiTheme="majorBidi" w:eastAsia="Times New Roman" w:hAnsiTheme="majorBidi" w:cstheme="majorBidi"/>
-                <w:color w:val="373D3F"/>
                 <w:kern w:val="0"/>
                 <w:sz w:val="16"/>
                 <w:szCs w:val="16"/>
@@ -456,7 +429,6 @@
               <w:spacing w:before="360" w:after="360" w:line="264" w:lineRule="atLeast"/>
               <w:rPr>
                 <w:rFonts w:asciiTheme="majorBidi" w:eastAsia="Times New Roman" w:hAnsiTheme="majorBidi" w:cstheme="majorBidi"/>
-                <w:color w:val="373D3F"/>
                 <w:kern w:val="0"/>
                 <w:sz w:val="16"/>
                 <w:szCs w:val="16"/>
@@ -467,7 +439,6 @@
             <w:r>
               <w:rPr>
                 <w:rFonts w:asciiTheme="majorBidi" w:eastAsia="Times New Roman" w:hAnsiTheme="majorBidi" w:cstheme="majorBidi"/>
-                <w:color w:val="373D3F"/>
                 <w:kern w:val="0"/>
                 <w:sz w:val="16"/>
                 <w:szCs w:val="16"/>
@@ -502,7 +473,6 @@
               <w:spacing w:before="360" w:after="360" w:line="264" w:lineRule="atLeast"/>
               <w:rPr>
                 <w:rFonts w:asciiTheme="majorBidi" w:eastAsia="Times New Roman" w:hAnsiTheme="majorBidi" w:cstheme="majorBidi"/>
-                <w:color w:val="373D3F"/>
                 <w:kern w:val="0"/>
                 <w:sz w:val="16"/>
                 <w:szCs w:val="16"/>
@@ -513,7 +483,6 @@
             <w:r>
               <w:rPr>
                 <w:rFonts w:asciiTheme="majorBidi" w:eastAsia="Times New Roman" w:hAnsiTheme="majorBidi" w:cstheme="majorBidi"/>
-                <w:color w:val="373D3F"/>
                 <w:kern w:val="0"/>
                 <w:sz w:val="16"/>
                 <w:szCs w:val="16"/>
@@ -548,7 +517,6 @@
               <w:spacing w:before="360" w:after="360" w:line="264" w:lineRule="atLeast"/>
               <w:rPr>
                 <w:rFonts w:asciiTheme="majorBidi" w:eastAsia="Times New Roman" w:hAnsiTheme="majorBidi" w:cstheme="majorBidi"/>
-                <w:color w:val="373D3F"/>
                 <w:kern w:val="0"/>
                 <w:sz w:val="16"/>
                 <w:szCs w:val="16"/>
@@ -559,7 +527,6 @@
             <w:r>
               <w:rPr>
                 <w:rFonts w:asciiTheme="majorBidi" w:eastAsia="Times New Roman" w:hAnsiTheme="majorBidi" w:cstheme="majorBidi"/>
-                <w:color w:val="373D3F"/>
                 <w:kern w:val="0"/>
                 <w:sz w:val="16"/>
                 <w:szCs w:val="16"/>
@@ -596,7 +563,6 @@
               <w:spacing w:before="360" w:after="360" w:line="264" w:lineRule="atLeast"/>
               <w:rPr>
                 <w:rFonts w:asciiTheme="majorBidi" w:eastAsia="Times New Roman" w:hAnsiTheme="majorBidi" w:cstheme="majorBidi"/>
-                <w:color w:val="373D3F"/>
                 <w:kern w:val="0"/>
                 <w:sz w:val="16"/>
                 <w:szCs w:val="16"/>
@@ -607,7 +573,6 @@
             <w:r>
               <w:rPr>
                 <w:rFonts w:asciiTheme="majorBidi" w:eastAsia="Times New Roman" w:hAnsiTheme="majorBidi" w:cstheme="majorBidi"/>
-                <w:color w:val="0000FF"/>
                 <w:kern w:val="0"/>
                 <w:sz w:val="16"/>
                 <w:szCs w:val="16"/>
@@ -642,7 +607,6 @@
               <w:spacing w:before="360" w:after="360" w:line="264" w:lineRule="atLeast"/>
               <w:rPr>
                 <w:rFonts w:asciiTheme="majorBidi" w:eastAsia="Times New Roman" w:hAnsiTheme="majorBidi" w:cstheme="majorBidi"/>
-                <w:color w:val="373D3F"/>
                 <w:kern w:val="0"/>
                 <w:sz w:val="16"/>
                 <w:szCs w:val="16"/>
@@ -653,7 +617,6 @@
             <w:r>
               <w:rPr>
                 <w:rFonts w:asciiTheme="majorBidi" w:eastAsia="Times New Roman" w:hAnsiTheme="majorBidi" w:cstheme="majorBidi"/>
-                <w:color w:val="0000FF"/>
                 <w:kern w:val="0"/>
                 <w:sz w:val="16"/>
                 <w:szCs w:val="16"/>
@@ -688,7 +651,6 @@
               <w:spacing w:before="360" w:after="360" w:line="264" w:lineRule="atLeast"/>
               <w:rPr>
                 <w:rFonts w:asciiTheme="majorBidi" w:eastAsia="Times New Roman" w:hAnsiTheme="majorBidi" w:cstheme="majorBidi"/>
-                <w:color w:val="373D3F"/>
                 <w:kern w:val="0"/>
                 <w:sz w:val="16"/>
                 <w:szCs w:val="16"/>
@@ -699,7 +661,6 @@
             <w:r>
               <w:rPr>
                 <w:rFonts w:asciiTheme="majorBidi" w:eastAsia="Times New Roman" w:hAnsiTheme="majorBidi" w:cstheme="majorBidi"/>
-                <w:color w:val="0000FF"/>
                 <w:kern w:val="0"/>
                 <w:sz w:val="16"/>
                 <w:szCs w:val="16"/>
@@ -734,7 +695,6 @@
               <w:spacing w:before="360" w:after="360" w:line="264" w:lineRule="atLeast"/>
               <w:rPr>
                 <w:rFonts w:asciiTheme="majorBidi" w:eastAsia="Times New Roman" w:hAnsiTheme="majorBidi" w:cstheme="majorBidi"/>
-                <w:color w:val="373D3F"/>
                 <w:kern w:val="0"/>
                 <w:sz w:val="16"/>
                 <w:szCs w:val="16"/>
@@ -745,7 +705,6 @@
             <w:r>
               <w:rPr>
                 <w:rFonts w:asciiTheme="majorBidi" w:eastAsia="Times New Roman" w:hAnsiTheme="majorBidi" w:cstheme="majorBidi"/>
-                <w:color w:val="373D3F"/>
                 <w:kern w:val="0"/>
                 <w:sz w:val="16"/>
                 <w:szCs w:val="16"/>
@@ -781,7 +740,6 @@
               <w:spacing w:before="360" w:after="360" w:line="264" w:lineRule="atLeast"/>
               <w:rPr>
                 <w:rFonts w:asciiTheme="majorBidi" w:eastAsia="Times New Roman" w:hAnsiTheme="majorBidi" w:cstheme="majorBidi"/>
-                <w:color w:val="0000FF"/>
                 <w:kern w:val="0"/>
                 <w:sz w:val="16"/>
                 <w:szCs w:val="16"/>
@@ -792,7 +750,6 @@
             <w:r>
               <w:rPr>
                 <w:rFonts w:asciiTheme="majorBidi" w:eastAsia="Times New Roman" w:hAnsiTheme="majorBidi" w:cstheme="majorBidi"/>
-                <w:color w:val="0000FF"/>
                 <w:kern w:val="0"/>
                 <w:sz w:val="16"/>
                 <w:szCs w:val="16"/>
@@ -826,7 +783,6 @@
               <w:spacing w:before="360" w:after="360" w:line="264" w:lineRule="atLeast"/>
               <w:rPr>
                 <w:rFonts w:asciiTheme="majorBidi" w:eastAsia="Times New Roman" w:hAnsiTheme="majorBidi" w:cstheme="majorBidi"/>
-                <w:color w:val="0000FF"/>
                 <w:kern w:val="0"/>
                 <w:sz w:val="16"/>
                 <w:szCs w:val="16"/>
@@ -837,7 +793,6 @@
             <w:r>
               <w:rPr>
                 <w:rFonts w:asciiTheme="majorBidi" w:eastAsia="Times New Roman" w:hAnsiTheme="majorBidi" w:cstheme="majorBidi"/>
-                <w:color w:val="0000FF"/>
                 <w:kern w:val="0"/>
                 <w:sz w:val="16"/>
                 <w:szCs w:val="16"/>
@@ -871,7 +826,6 @@
               <w:spacing w:before="360" w:after="360" w:line="264" w:lineRule="atLeast"/>
               <w:rPr>
                 <w:rFonts w:asciiTheme="majorBidi" w:eastAsia="Times New Roman" w:hAnsiTheme="majorBidi" w:cstheme="majorBidi"/>
-                <w:color w:val="0000FF"/>
                 <w:kern w:val="0"/>
                 <w:sz w:val="16"/>
                 <w:szCs w:val="16"/>
@@ -882,7 +836,6 @@
             <w:r>
               <w:rPr>
                 <w:rFonts w:asciiTheme="majorBidi" w:eastAsia="Times New Roman" w:hAnsiTheme="majorBidi" w:cstheme="majorBidi"/>
-                <w:color w:val="0000FF"/>
                 <w:kern w:val="0"/>
                 <w:sz w:val="16"/>
                 <w:szCs w:val="16"/>
@@ -916,7 +869,6 @@
               <w:spacing w:before="360" w:after="360" w:line="264" w:lineRule="atLeast"/>
               <w:rPr>
                 <w:rFonts w:asciiTheme="majorBidi" w:eastAsia="Times New Roman" w:hAnsiTheme="majorBidi" w:cstheme="majorBidi"/>
-                <w:color w:val="373D3F"/>
                 <w:kern w:val="0"/>
                 <w:sz w:val="16"/>
                 <w:szCs w:val="16"/>
@@ -927,7 +879,6 @@
             <w:r>
               <w:rPr>
                 <w:rFonts w:asciiTheme="majorBidi" w:eastAsia="Times New Roman" w:hAnsiTheme="majorBidi" w:cstheme="majorBidi"/>
-                <w:color w:val="373D3F"/>
                 <w:kern w:val="0"/>
                 <w:sz w:val="16"/>
                 <w:szCs w:val="16"/>
@@ -946,20 +897,18 @@
         <w:spacing w:before="240" w:after="0" w:line="240" w:lineRule="auto"/>
         <w:rPr>
           <w:rFonts w:asciiTheme="majorBidi" w:eastAsia="Times New Roman" w:hAnsiTheme="majorBidi" w:cstheme="majorBidi"/>
-          <w:color w:val="373D3F"/>
-          <w:kern w:val="0"/>
-          <w:sz w:val="20"/>
-          <w:szCs w:val="20"/>
-          <w:lang w:eastAsia="en-GB"/>
-          <w14:ligatures w14:val="none"/>
-        </w:rPr>
-      </w:pPr>
-      <w:r>
-        <w:rPr>
-          <w:rFonts w:asciiTheme="majorBidi" w:eastAsia="Times New Roman" w:hAnsiTheme="majorBidi" w:cstheme="majorBidi"/>
-          <w:b/>
-          <w:bCs/>
-          <w:color w:val="373D3F"/>
+          <w:kern w:val="0"/>
+          <w:sz w:val="20"/>
+          <w:szCs w:val="20"/>
+          <w:lang w:eastAsia="en-GB"/>
+          <w14:ligatures w14:val="none"/>
+        </w:rPr>
+      </w:pPr>
+      <w:r>
+        <w:rPr>
+          <w:rFonts w:asciiTheme="majorBidi" w:eastAsia="Times New Roman" w:hAnsiTheme="majorBidi" w:cstheme="majorBidi"/>
+          <w:b/>
+          <w:bCs/>
           <w:kern w:val="0"/>
           <w:sz w:val="20"/>
           <w:szCs w:val="20"/>
@@ -975,20 +924,18 @@
         <w:spacing w:before="240" w:after="0" w:line="240" w:lineRule="auto"/>
         <w:rPr>
           <w:rFonts w:asciiTheme="majorBidi" w:eastAsia="Times New Roman" w:hAnsiTheme="majorBidi" w:cstheme="majorBidi"/>
-          <w:color w:val="373D3F"/>
-          <w:kern w:val="0"/>
-          <w:sz w:val="20"/>
-          <w:szCs w:val="20"/>
-          <w:lang w:eastAsia="en-GB"/>
-          <w14:ligatures w14:val="none"/>
-        </w:rPr>
-      </w:pPr>
-      <w:r>
-        <w:rPr>
-          <w:rFonts w:asciiTheme="majorBidi" w:eastAsia="Times New Roman" w:hAnsiTheme="majorBidi" w:cstheme="majorBidi"/>
-          <w:b/>
-          <w:bCs/>
-          <w:color w:val="373D3F"/>
+          <w:kern w:val="0"/>
+          <w:sz w:val="20"/>
+          <w:szCs w:val="20"/>
+          <w:lang w:eastAsia="en-GB"/>
+          <w14:ligatures w14:val="none"/>
+        </w:rPr>
+      </w:pPr>
+      <w:r>
+        <w:rPr>
+          <w:rFonts w:asciiTheme="majorBidi" w:eastAsia="Times New Roman" w:hAnsiTheme="majorBidi" w:cstheme="majorBidi"/>
+          <w:b/>
+          <w:bCs/>
           <w:kern w:val="0"/>
           <w:sz w:val="20"/>
           <w:szCs w:val="20"/>
@@ -1005,18 +952,16 @@
         <w:jc w:val="both"/>
         <w:rPr>
           <w:rFonts w:asciiTheme="majorBidi" w:eastAsia="Times New Roman" w:hAnsiTheme="majorBidi" w:cstheme="majorBidi"/>
-          <w:color w:val="0000FF"/>
-          <w:kern w:val="0"/>
-          <w:sz w:val="20"/>
-          <w:szCs w:val="20"/>
-          <w:lang w:eastAsia="en-GB"/>
-          <w14:ligatures w14:val="none"/>
-        </w:rPr>
-      </w:pPr>
-      <w:r>
-        <w:rPr>
-          <w:rFonts w:asciiTheme="majorBidi" w:eastAsia="Times New Roman" w:hAnsiTheme="majorBidi" w:cstheme="majorBidi"/>
-          <w:color w:val="0000FF"/>
+          <w:kern w:val="0"/>
+          <w:sz w:val="20"/>
+          <w:szCs w:val="20"/>
+          <w:lang w:eastAsia="en-GB"/>
+          <w14:ligatures w14:val="none"/>
+        </w:rPr>
+      </w:pPr>
+      <w:r>
+        <w:rPr>
+          <w:rFonts w:asciiTheme="majorBidi" w:eastAsia="Times New Roman" w:hAnsiTheme="majorBidi" w:cstheme="majorBidi"/>
           <w:kern w:val="0"/>
           <w:sz w:val="20"/>
           <w:szCs w:val="20"/>
@@ -1033,20 +978,18 @@
         <w:jc w:val="both"/>
         <w:rPr>
           <w:rFonts w:asciiTheme="majorBidi" w:eastAsia="Times New Roman" w:hAnsiTheme="majorBidi" w:cstheme="majorBidi"/>
-          <w:color w:val="373D3F"/>
-          <w:kern w:val="0"/>
-          <w:sz w:val="20"/>
-          <w:szCs w:val="20"/>
-          <w:lang w:eastAsia="en-GB"/>
-          <w14:ligatures w14:val="none"/>
-        </w:rPr>
-      </w:pPr>
-      <w:r>
-        <w:rPr>
-          <w:rFonts w:asciiTheme="majorBidi" w:eastAsia="Times New Roman" w:hAnsiTheme="majorBidi" w:cstheme="majorBidi"/>
-          <w:b/>
-          <w:bCs/>
-          <w:color w:val="373D3F"/>
+          <w:kern w:val="0"/>
+          <w:sz w:val="20"/>
+          <w:szCs w:val="20"/>
+          <w:lang w:eastAsia="en-GB"/>
+          <w14:ligatures w14:val="none"/>
+        </w:rPr>
+      </w:pPr>
+      <w:r>
+        <w:rPr>
+          <w:rFonts w:asciiTheme="majorBidi" w:eastAsia="Times New Roman" w:hAnsiTheme="majorBidi" w:cstheme="majorBidi"/>
+          <w:b/>
+          <w:bCs/>
           <w:kern w:val="0"/>
           <w:sz w:val="20"/>
           <w:szCs w:val="20"/>
@@ -1063,18 +1006,16 @@
         <w:jc w:val="both"/>
         <w:rPr>
           <w:rFonts w:asciiTheme="majorBidi" w:eastAsia="Times New Roman" w:hAnsiTheme="majorBidi" w:cstheme="majorBidi"/>
-          <w:color w:val="0000FF"/>
-          <w:kern w:val="0"/>
-          <w:sz w:val="20"/>
-          <w:szCs w:val="20"/>
-          <w:lang w:val="en-US" w:eastAsia="en-GB"/>
-          <w14:ligatures w14:val="none"/>
-        </w:rPr>
-      </w:pPr>
-      <w:r>
-        <w:rPr>
-          <w:rFonts w:asciiTheme="majorBidi" w:eastAsia="Times New Roman" w:hAnsiTheme="majorBidi" w:cstheme="majorBidi"/>
-          <w:color w:val="0000FF"/>
+          <w:kern w:val="0"/>
+          <w:sz w:val="20"/>
+          <w:szCs w:val="20"/>
+          <w:lang w:val="en-US" w:eastAsia="en-GB"/>
+          <w14:ligatures w14:val="none"/>
+        </w:rPr>
+      </w:pPr>
+      <w:r>
+        <w:rPr>
+          <w:rFonts w:asciiTheme="majorBidi" w:eastAsia="Times New Roman" w:hAnsiTheme="majorBidi" w:cstheme="majorBidi"/>
           <w:kern w:val="0"/>
           <w:sz w:val="20"/>
           <w:szCs w:val="20"/>
@@ -1088,7 +1029,6 @@
           <w:rFonts w:asciiTheme="majorBidi" w:eastAsia="Times New Roman" w:hAnsiTheme="majorBidi" w:cstheme="majorBidi"/>
           <w:b/>
           <w:bCs/>
-          <w:color w:val="0000FF"/>
           <w:kern w:val="0"/>
           <w:sz w:val="20"/>
           <w:szCs w:val="20"/>
@@ -1102,7 +1042,6 @@
           <w:rFonts w:asciiTheme="majorBidi" w:eastAsia="Times New Roman" w:hAnsiTheme="majorBidi" w:cstheme="majorBidi"/>
           <w:b/>
           <w:bCs/>
-          <w:color w:val="0000FF"/>
           <w:kern w:val="0"/>
           <w:sz w:val="20"/>
           <w:szCs w:val="20"/>
@@ -1116,7 +1055,6 @@
           <w:rFonts w:asciiTheme="majorBidi" w:eastAsia="Times New Roman" w:hAnsiTheme="majorBidi" w:cstheme="majorBidi"/>
           <w:b/>
           <w:bCs/>
-          <w:color w:val="0000FF"/>
           <w:kern w:val="0"/>
           <w:sz w:val="20"/>
           <w:szCs w:val="20"/>
@@ -1128,26 +1066,13 @@
       <w:r>
         <w:rPr>
           <w:rFonts w:asciiTheme="majorBidi" w:eastAsia="Times New Roman" w:hAnsiTheme="majorBidi" w:cstheme="majorBidi"/>
-          <w:color w:val="0000FF"/>
-          <w:kern w:val="0"/>
-          <w:sz w:val="20"/>
-          <w:szCs w:val="20"/>
-          <w:lang w:val="en-US" w:eastAsia="en-GB"/>
-          <w14:ligatures w14:val="none"/>
-        </w:rPr>
-        <w:t xml:space="preserve"> for software requirements. </w:t>
-      </w:r>
-      <w:r>
-        <w:rPr>
-          <w:rFonts w:asciiTheme="majorBidi" w:eastAsia="Times New Roman" w:hAnsiTheme="majorBidi" w:cstheme="majorBidi"/>
-          <w:color w:val="0000FF"/>
-          <w:kern w:val="0"/>
-          <w:sz w:val="20"/>
-          <w:szCs w:val="20"/>
-          <w:lang w:val="en-US" w:eastAsia="en-GB"/>
-          <w14:ligatures w14:val="none"/>
-        </w:rPr>
-        <w:t xml:space="preserve">The following typographical conventions are used: </w:t>
+          <w:kern w:val="0"/>
+          <w:sz w:val="20"/>
+          <w:szCs w:val="20"/>
+          <w:lang w:val="en-US" w:eastAsia="en-GB"/>
+          <w14:ligatures w14:val="none"/>
+        </w:rPr>
+        <w:t xml:space="preserve"> for software requirements. The following typographical conventions are used: </w:t>
       </w:r>
     </w:p>
     <w:p>
@@ -1161,20 +1086,18 @@
         <w:jc w:val="both"/>
         <w:rPr>
           <w:rFonts w:asciiTheme="majorBidi" w:eastAsia="Times New Roman" w:hAnsiTheme="majorBidi" w:cstheme="majorBidi"/>
-          <w:color w:val="0000FF"/>
-          <w:kern w:val="0"/>
-          <w:sz w:val="20"/>
-          <w:szCs w:val="20"/>
-          <w:lang w:val="en-US" w:eastAsia="en-GB"/>
-          <w14:ligatures w14:val="none"/>
-        </w:rPr>
-      </w:pPr>
-      <w:r>
-        <w:rPr>
-          <w:rFonts w:asciiTheme="majorBidi" w:eastAsia="Times New Roman" w:hAnsiTheme="majorBidi" w:cstheme="majorBidi"/>
-          <w:b/>
-          <w:bCs/>
-          <w:color w:val="0000FF"/>
+          <w:kern w:val="0"/>
+          <w:sz w:val="20"/>
+          <w:szCs w:val="20"/>
+          <w:lang w:val="en-US" w:eastAsia="en-GB"/>
+          <w14:ligatures w14:val="none"/>
+        </w:rPr>
+      </w:pPr>
+      <w:r>
+        <w:rPr>
+          <w:rFonts w:asciiTheme="majorBidi" w:eastAsia="Times New Roman" w:hAnsiTheme="majorBidi" w:cstheme="majorBidi"/>
+          <w:b/>
+          <w:bCs/>
           <w:kern w:val="0"/>
           <w:sz w:val="20"/>
           <w:szCs w:val="20"/>
@@ -1186,7 +1109,6 @@
       <w:r>
         <w:rPr>
           <w:rFonts w:asciiTheme="majorBidi" w:eastAsia="Times New Roman" w:hAnsiTheme="majorBidi" w:cstheme="majorBidi"/>
-          <w:color w:val="0000FF"/>
           <w:kern w:val="0"/>
           <w:sz w:val="20"/>
           <w:szCs w:val="20"/>
@@ -1200,7 +1122,6 @@
           <w:rFonts w:asciiTheme="majorBidi" w:eastAsia="Times New Roman" w:hAnsiTheme="majorBidi" w:cstheme="majorBidi"/>
           <w:b/>
           <w:bCs/>
-          <w:color w:val="0000FF"/>
           <w:kern w:val="0"/>
           <w:sz w:val="20"/>
           <w:szCs w:val="20"/>
@@ -1212,7 +1133,6 @@
       <w:r>
         <w:rPr>
           <w:rFonts w:asciiTheme="majorBidi" w:eastAsia="Times New Roman" w:hAnsiTheme="majorBidi" w:cstheme="majorBidi"/>
-          <w:color w:val="0000FF"/>
           <w:kern w:val="0"/>
           <w:sz w:val="20"/>
           <w:szCs w:val="20"/>
@@ -1233,20 +1153,18 @@
         <w:jc w:val="both"/>
         <w:rPr>
           <w:rFonts w:asciiTheme="majorBidi" w:eastAsia="Times New Roman" w:hAnsiTheme="majorBidi" w:cstheme="majorBidi"/>
-          <w:color w:val="0000FF"/>
-          <w:kern w:val="0"/>
-          <w:sz w:val="20"/>
-          <w:szCs w:val="20"/>
-          <w:lang w:val="en-US" w:eastAsia="en-GB"/>
-          <w14:ligatures w14:val="none"/>
-        </w:rPr>
-      </w:pPr>
-      <w:r>
-        <w:rPr>
-          <w:rFonts w:asciiTheme="majorBidi" w:eastAsia="Times New Roman" w:hAnsiTheme="majorBidi" w:cstheme="majorBidi"/>
-          <w:b/>
-          <w:bCs/>
-          <w:color w:val="0000FF"/>
+          <w:kern w:val="0"/>
+          <w:sz w:val="20"/>
+          <w:szCs w:val="20"/>
+          <w:lang w:val="en-US" w:eastAsia="en-GB"/>
+          <w14:ligatures w14:val="none"/>
+        </w:rPr>
+      </w:pPr>
+      <w:r>
+        <w:rPr>
+          <w:rFonts w:asciiTheme="majorBidi" w:eastAsia="Times New Roman" w:hAnsiTheme="majorBidi" w:cstheme="majorBidi"/>
+          <w:b/>
+          <w:bCs/>
           <w:kern w:val="0"/>
           <w:sz w:val="20"/>
           <w:szCs w:val="20"/>
@@ -1258,7 +1176,6 @@
       <w:r>
         <w:rPr>
           <w:rFonts w:asciiTheme="majorBidi" w:eastAsia="Times New Roman" w:hAnsiTheme="majorBidi" w:cstheme="majorBidi"/>
-          <w:color w:val="0000FF"/>
           <w:kern w:val="0"/>
           <w:sz w:val="20"/>
           <w:szCs w:val="20"/>
@@ -1279,20 +1196,18 @@
         <w:jc w:val="both"/>
         <w:rPr>
           <w:rFonts w:asciiTheme="majorBidi" w:eastAsia="Times New Roman" w:hAnsiTheme="majorBidi" w:cstheme="majorBidi"/>
-          <w:color w:val="0000FF"/>
-          <w:kern w:val="0"/>
-          <w:sz w:val="20"/>
-          <w:szCs w:val="20"/>
-          <w:lang w:val="en-US" w:eastAsia="en-GB"/>
-          <w14:ligatures w14:val="none"/>
-        </w:rPr>
-      </w:pPr>
-      <w:r>
-        <w:rPr>
-          <w:rFonts w:asciiTheme="majorBidi" w:eastAsia="Times New Roman" w:hAnsiTheme="majorBidi" w:cstheme="majorBidi"/>
-          <w:b/>
-          <w:bCs/>
-          <w:color w:val="0000FF"/>
+          <w:kern w:val="0"/>
+          <w:sz w:val="20"/>
+          <w:szCs w:val="20"/>
+          <w:lang w:val="en-US" w:eastAsia="en-GB"/>
+          <w14:ligatures w14:val="none"/>
+        </w:rPr>
+      </w:pPr>
+      <w:r>
+        <w:rPr>
+          <w:rFonts w:asciiTheme="majorBidi" w:eastAsia="Times New Roman" w:hAnsiTheme="majorBidi" w:cstheme="majorBidi"/>
+          <w:b/>
+          <w:bCs/>
           <w:kern w:val="0"/>
           <w:sz w:val="20"/>
           <w:szCs w:val="20"/>
@@ -1304,7 +1219,6 @@
       <w:r>
         <w:rPr>
           <w:rFonts w:asciiTheme="majorBidi" w:eastAsia="Times New Roman" w:hAnsiTheme="majorBidi" w:cstheme="majorBidi"/>
-          <w:color w:val="0000FF"/>
           <w:kern w:val="0"/>
           <w:sz w:val="20"/>
           <w:szCs w:val="20"/>
@@ -1321,20 +1235,18 @@
         <w:jc w:val="both"/>
         <w:rPr>
           <w:rFonts w:asciiTheme="majorBidi" w:eastAsia="Times New Roman" w:hAnsiTheme="majorBidi" w:cstheme="majorBidi"/>
-          <w:color w:val="373D3F"/>
-          <w:kern w:val="0"/>
-          <w:sz w:val="20"/>
-          <w:szCs w:val="20"/>
-          <w:lang w:eastAsia="en-GB"/>
-          <w14:ligatures w14:val="none"/>
-        </w:rPr>
-      </w:pPr>
-      <w:r>
-        <w:rPr>
-          <w:rFonts w:asciiTheme="majorBidi" w:eastAsia="Times New Roman" w:hAnsiTheme="majorBidi" w:cstheme="majorBidi"/>
-          <w:b/>
-          <w:bCs/>
-          <w:color w:val="373D3F"/>
+          <w:kern w:val="0"/>
+          <w:sz w:val="20"/>
+          <w:szCs w:val="20"/>
+          <w:lang w:eastAsia="en-GB"/>
+          <w14:ligatures w14:val="none"/>
+        </w:rPr>
+      </w:pPr>
+      <w:r>
+        <w:rPr>
+          <w:rFonts w:asciiTheme="majorBidi" w:eastAsia="Times New Roman" w:hAnsiTheme="majorBidi" w:cstheme="majorBidi"/>
+          <w:b/>
+          <w:bCs/>
           <w:kern w:val="0"/>
           <w:sz w:val="20"/>
           <w:szCs w:val="20"/>
@@ -1351,18 +1263,16 @@
         <w:jc w:val="both"/>
         <w:rPr>
           <w:rFonts w:asciiTheme="majorBidi" w:eastAsia="Times New Roman" w:hAnsiTheme="majorBidi" w:cstheme="majorBidi"/>
-          <w:color w:val="0000FF"/>
-          <w:kern w:val="0"/>
-          <w:sz w:val="20"/>
-          <w:szCs w:val="20"/>
-          <w:lang w:val="en-US" w:eastAsia="en-GB"/>
-          <w14:ligatures w14:val="none"/>
-        </w:rPr>
-      </w:pPr>
-      <w:r>
-        <w:rPr>
-          <w:rFonts w:asciiTheme="majorBidi" w:eastAsia="Times New Roman" w:hAnsiTheme="majorBidi" w:cstheme="majorBidi"/>
-          <w:color w:val="0000FF"/>
+          <w:kern w:val="0"/>
+          <w:sz w:val="20"/>
+          <w:szCs w:val="20"/>
+          <w:lang w:val="en-US" w:eastAsia="en-GB"/>
+          <w14:ligatures w14:val="none"/>
+        </w:rPr>
+      </w:pPr>
+      <w:r>
+        <w:rPr>
+          <w:rFonts w:asciiTheme="majorBidi" w:eastAsia="Times New Roman" w:hAnsiTheme="majorBidi" w:cstheme="majorBidi"/>
           <w:kern w:val="0"/>
           <w:sz w:val="20"/>
           <w:szCs w:val="20"/>
@@ -1383,20 +1293,18 @@
         <w:jc w:val="both"/>
         <w:rPr>
           <w:rFonts w:asciiTheme="majorBidi" w:eastAsia="Times New Roman" w:hAnsiTheme="majorBidi" w:cstheme="majorBidi"/>
-          <w:color w:val="0000FF"/>
-          <w:kern w:val="0"/>
-          <w:sz w:val="20"/>
-          <w:szCs w:val="20"/>
-          <w:lang w:val="en-US" w:eastAsia="en-GB"/>
-          <w14:ligatures w14:val="none"/>
-        </w:rPr>
-      </w:pPr>
-      <w:r>
-        <w:rPr>
-          <w:rFonts w:asciiTheme="majorBidi" w:eastAsia="Times New Roman" w:hAnsiTheme="majorBidi" w:cstheme="majorBidi"/>
-          <w:b/>
-          <w:bCs/>
-          <w:color w:val="0000FF"/>
+          <w:kern w:val="0"/>
+          <w:sz w:val="20"/>
+          <w:szCs w:val="20"/>
+          <w:lang w:val="en-US" w:eastAsia="en-GB"/>
+          <w14:ligatures w14:val="none"/>
+        </w:rPr>
+      </w:pPr>
+      <w:r>
+        <w:rPr>
+          <w:rFonts w:asciiTheme="majorBidi" w:eastAsia="Times New Roman" w:hAnsiTheme="majorBidi" w:cstheme="majorBidi"/>
+          <w:b/>
+          <w:bCs/>
           <w:kern w:val="0"/>
           <w:sz w:val="20"/>
           <w:szCs w:val="20"/>
@@ -1409,38 +1317,13 @@
       <w:r>
         <w:rPr>
           <w:rFonts w:asciiTheme="majorBidi" w:eastAsia="Times New Roman" w:hAnsiTheme="majorBidi" w:cstheme="majorBidi"/>
-          <w:color w:val="0000FF"/>
-          <w:kern w:val="0"/>
-          <w:sz w:val="20"/>
-          <w:szCs w:val="20"/>
-          <w:lang w:val="en-US" w:eastAsia="en-GB"/>
-          <w14:ligatures w14:val="none"/>
-        </w:rPr>
-        <w:t xml:space="preserve">: </w:t>
-      </w:r>
-      <w:r>
-        <w:rPr>
-          <w:rFonts w:asciiTheme="majorBidi" w:eastAsia="Times New Roman" w:hAnsiTheme="majorBidi" w:cstheme="majorBidi"/>
-          <w:color w:val="0000FF"/>
-          <w:kern w:val="0"/>
-          <w:sz w:val="20"/>
-          <w:szCs w:val="20"/>
-          <w:lang w:val="en-US" w:eastAsia="en-GB"/>
-          <w14:ligatures w14:val="none"/>
-        </w:rPr>
-        <w:t>T</w:t>
-      </w:r>
-      <w:r>
-        <w:rPr>
-          <w:rFonts w:asciiTheme="majorBidi" w:eastAsia="Times New Roman" w:hAnsiTheme="majorBidi" w:cstheme="majorBidi"/>
-          <w:color w:val="0000FF"/>
-          <w:kern w:val="0"/>
-          <w:sz w:val="20"/>
-          <w:szCs w:val="20"/>
-          <w:lang w:val="en-US" w:eastAsia="en-GB"/>
-          <w14:ligatures w14:val="none"/>
-        </w:rPr>
-        <w:t xml:space="preserve">o guide the implementation of the sensor-alert module. </w:t>
+          <w:kern w:val="0"/>
+          <w:sz w:val="20"/>
+          <w:szCs w:val="20"/>
+          <w:lang w:val="en-US" w:eastAsia="en-GB"/>
+          <w14:ligatures w14:val="none"/>
+        </w:rPr>
+        <w:t xml:space="preserve">: To guide the implementation of the sensor-alert module. </w:t>
       </w:r>
     </w:p>
     <w:p>
@@ -1454,20 +1337,18 @@
         <w:jc w:val="both"/>
         <w:rPr>
           <w:rFonts w:asciiTheme="majorBidi" w:eastAsia="Times New Roman" w:hAnsiTheme="majorBidi" w:cstheme="majorBidi"/>
-          <w:color w:val="0000FF"/>
-          <w:kern w:val="0"/>
-          <w:sz w:val="20"/>
-          <w:szCs w:val="20"/>
-          <w:lang w:val="en-US" w:eastAsia="en-GB"/>
-          <w14:ligatures w14:val="none"/>
-        </w:rPr>
-      </w:pPr>
-      <w:r>
-        <w:rPr>
-          <w:rFonts w:asciiTheme="majorBidi" w:eastAsia="Times New Roman" w:hAnsiTheme="majorBidi" w:cstheme="majorBidi"/>
-          <w:b/>
-          <w:bCs/>
-          <w:color w:val="0000FF"/>
+          <w:kern w:val="0"/>
+          <w:sz w:val="20"/>
+          <w:szCs w:val="20"/>
+          <w:lang w:val="en-US" w:eastAsia="en-GB"/>
+          <w14:ligatures w14:val="none"/>
+        </w:rPr>
+      </w:pPr>
+      <w:r>
+        <w:rPr>
+          <w:rFonts w:asciiTheme="majorBidi" w:eastAsia="Times New Roman" w:hAnsiTheme="majorBidi" w:cstheme="majorBidi"/>
+          <w:b/>
+          <w:bCs/>
           <w:kern w:val="0"/>
           <w:sz w:val="20"/>
           <w:szCs w:val="20"/>
@@ -1479,7 +1360,6 @@
       <w:r>
         <w:rPr>
           <w:rFonts w:asciiTheme="majorBidi" w:eastAsia="Times New Roman" w:hAnsiTheme="majorBidi" w:cstheme="majorBidi"/>
-          <w:color w:val="0000FF"/>
           <w:kern w:val="0"/>
           <w:sz w:val="20"/>
           <w:szCs w:val="20"/>
@@ -1500,20 +1380,18 @@
         <w:jc w:val="both"/>
         <w:rPr>
           <w:rFonts w:asciiTheme="majorBidi" w:eastAsia="Times New Roman" w:hAnsiTheme="majorBidi" w:cstheme="majorBidi"/>
-          <w:color w:val="0000FF"/>
-          <w:kern w:val="0"/>
-          <w:sz w:val="20"/>
-          <w:szCs w:val="20"/>
-          <w:lang w:val="en-US" w:eastAsia="en-GB"/>
-          <w14:ligatures w14:val="none"/>
-        </w:rPr>
-      </w:pPr>
-      <w:r>
-        <w:rPr>
-          <w:rFonts w:asciiTheme="majorBidi" w:eastAsia="Times New Roman" w:hAnsiTheme="majorBidi" w:cstheme="majorBidi"/>
-          <w:b/>
-          <w:bCs/>
-          <w:color w:val="0000FF"/>
+          <w:kern w:val="0"/>
+          <w:sz w:val="20"/>
+          <w:szCs w:val="20"/>
+          <w:lang w:val="en-US" w:eastAsia="en-GB"/>
+          <w14:ligatures w14:val="none"/>
+        </w:rPr>
+      </w:pPr>
+      <w:r>
+        <w:rPr>
+          <w:rFonts w:asciiTheme="majorBidi" w:eastAsia="Times New Roman" w:hAnsiTheme="majorBidi" w:cstheme="majorBidi"/>
+          <w:b/>
+          <w:bCs/>
           <w:kern w:val="0"/>
           <w:sz w:val="20"/>
           <w:szCs w:val="20"/>
@@ -1525,7 +1403,6 @@
       <w:r>
         <w:rPr>
           <w:rFonts w:asciiTheme="majorBidi" w:eastAsia="Times New Roman" w:hAnsiTheme="majorBidi" w:cstheme="majorBidi"/>
-          <w:color w:val="0000FF"/>
           <w:kern w:val="0"/>
           <w:sz w:val="20"/>
           <w:szCs w:val="20"/>
@@ -1542,7 +1419,6 @@
         <w:jc w:val="both"/>
         <w:rPr>
           <w:rFonts w:asciiTheme="majorBidi" w:eastAsia="Times New Roman" w:hAnsiTheme="majorBidi" w:cstheme="majorBidi"/>
-          <w:color w:val="0000FF"/>
           <w:kern w:val="0"/>
           <w:sz w:val="20"/>
           <w:szCs w:val="20"/>
@@ -1553,7 +1429,6 @@
       <w:r>
         <w:rPr>
           <w:rFonts w:asciiTheme="majorBidi" w:eastAsia="Times New Roman" w:hAnsiTheme="majorBidi" w:cstheme="majorBidi"/>
-          <w:color w:val="0000FF"/>
           <w:kern w:val="0"/>
           <w:sz w:val="20"/>
           <w:szCs w:val="20"/>
@@ -1574,20 +1449,18 @@
         <w:jc w:val="both"/>
         <w:rPr>
           <w:rFonts w:asciiTheme="majorBidi" w:eastAsia="Times New Roman" w:hAnsiTheme="majorBidi" w:cstheme="majorBidi"/>
-          <w:color w:val="0000FF"/>
-          <w:kern w:val="0"/>
-          <w:sz w:val="20"/>
-          <w:szCs w:val="20"/>
-          <w:lang w:val="en-US" w:eastAsia="en-GB"/>
-          <w14:ligatures w14:val="none"/>
-        </w:rPr>
-      </w:pPr>
-      <w:r>
-        <w:rPr>
-          <w:rFonts w:asciiTheme="majorBidi" w:eastAsia="Times New Roman" w:hAnsiTheme="majorBidi" w:cstheme="majorBidi"/>
-          <w:b/>
-          <w:bCs/>
-          <w:color w:val="0000FF"/>
+          <w:kern w:val="0"/>
+          <w:sz w:val="20"/>
+          <w:szCs w:val="20"/>
+          <w:lang w:val="en-US" w:eastAsia="en-GB"/>
+          <w14:ligatures w14:val="none"/>
+        </w:rPr>
+      </w:pPr>
+      <w:r>
+        <w:rPr>
+          <w:rFonts w:asciiTheme="majorBidi" w:eastAsia="Times New Roman" w:hAnsiTheme="majorBidi" w:cstheme="majorBidi"/>
+          <w:b/>
+          <w:bCs/>
           <w:kern w:val="0"/>
           <w:sz w:val="20"/>
           <w:szCs w:val="20"/>
@@ -1599,7 +1472,6 @@
       <w:r>
         <w:rPr>
           <w:rFonts w:asciiTheme="majorBidi" w:eastAsia="Times New Roman" w:hAnsiTheme="majorBidi" w:cstheme="majorBidi"/>
-          <w:color w:val="0000FF"/>
           <w:kern w:val="0"/>
           <w:sz w:val="20"/>
           <w:szCs w:val="20"/>
@@ -1613,7 +1485,6 @@
           <w:rFonts w:asciiTheme="majorBidi" w:eastAsia="Times New Roman" w:hAnsiTheme="majorBidi" w:cstheme="majorBidi"/>
           <w:b/>
           <w:bCs/>
-          <w:color w:val="0000FF"/>
           <w:kern w:val="0"/>
           <w:sz w:val="20"/>
           <w:szCs w:val="20"/>
@@ -1625,7 +1496,6 @@
       <w:r>
         <w:rPr>
           <w:rFonts w:asciiTheme="majorBidi" w:eastAsia="Times New Roman" w:hAnsiTheme="majorBidi" w:cstheme="majorBidi"/>
-          <w:color w:val="0000FF"/>
           <w:kern w:val="0"/>
           <w:sz w:val="20"/>
           <w:szCs w:val="20"/>
@@ -1639,7 +1509,6 @@
           <w:rFonts w:asciiTheme="majorBidi" w:eastAsia="Times New Roman" w:hAnsiTheme="majorBidi" w:cstheme="majorBidi"/>
           <w:b/>
           <w:bCs/>
-          <w:color w:val="0000FF"/>
           <w:kern w:val="0"/>
           <w:sz w:val="20"/>
           <w:szCs w:val="20"/>
@@ -1651,7 +1520,6 @@
       <w:r>
         <w:rPr>
           <w:rFonts w:asciiTheme="majorBidi" w:eastAsia="Times New Roman" w:hAnsiTheme="majorBidi" w:cstheme="majorBidi"/>
-          <w:color w:val="0000FF"/>
           <w:kern w:val="0"/>
           <w:sz w:val="20"/>
           <w:szCs w:val="20"/>
@@ -1672,20 +1540,18 @@
         <w:jc w:val="both"/>
         <w:rPr>
           <w:rFonts w:asciiTheme="majorBidi" w:eastAsia="Times New Roman" w:hAnsiTheme="majorBidi" w:cstheme="majorBidi"/>
-          <w:color w:val="0000FF"/>
-          <w:kern w:val="0"/>
-          <w:sz w:val="20"/>
-          <w:szCs w:val="20"/>
-          <w:lang w:val="en-US" w:eastAsia="en-GB"/>
-          <w14:ligatures w14:val="none"/>
-        </w:rPr>
-      </w:pPr>
-      <w:r>
-        <w:rPr>
-          <w:rFonts w:asciiTheme="majorBidi" w:eastAsia="Times New Roman" w:hAnsiTheme="majorBidi" w:cstheme="majorBidi"/>
-          <w:b/>
-          <w:bCs/>
-          <w:color w:val="0000FF"/>
+          <w:kern w:val="0"/>
+          <w:sz w:val="20"/>
+          <w:szCs w:val="20"/>
+          <w:lang w:val="en-US" w:eastAsia="en-GB"/>
+          <w14:ligatures w14:val="none"/>
+        </w:rPr>
+      </w:pPr>
+      <w:r>
+        <w:rPr>
+          <w:rFonts w:asciiTheme="majorBidi" w:eastAsia="Times New Roman" w:hAnsiTheme="majorBidi" w:cstheme="majorBidi"/>
+          <w:b/>
+          <w:bCs/>
           <w:kern w:val="0"/>
           <w:sz w:val="20"/>
           <w:szCs w:val="20"/>
@@ -1697,7 +1563,6 @@
       <w:r>
         <w:rPr>
           <w:rFonts w:asciiTheme="majorBidi" w:eastAsia="Times New Roman" w:hAnsiTheme="majorBidi" w:cstheme="majorBidi"/>
-          <w:color w:val="0000FF"/>
           <w:kern w:val="0"/>
           <w:sz w:val="20"/>
           <w:szCs w:val="20"/>
@@ -1711,7 +1576,6 @@
           <w:rFonts w:asciiTheme="majorBidi" w:eastAsia="Times New Roman" w:hAnsiTheme="majorBidi" w:cstheme="majorBidi"/>
           <w:b/>
           <w:bCs/>
-          <w:color w:val="0000FF"/>
           <w:kern w:val="0"/>
           <w:sz w:val="20"/>
           <w:szCs w:val="20"/>
@@ -1723,7 +1587,6 @@
       <w:r>
         <w:rPr>
           <w:rFonts w:asciiTheme="majorBidi" w:eastAsia="Times New Roman" w:hAnsiTheme="majorBidi" w:cstheme="majorBidi"/>
-          <w:color w:val="0000FF"/>
           <w:kern w:val="0"/>
           <w:sz w:val="20"/>
           <w:szCs w:val="20"/>
@@ -1744,20 +1607,18 @@
         <w:jc w:val="both"/>
         <w:rPr>
           <w:rFonts w:asciiTheme="majorBidi" w:eastAsia="Times New Roman" w:hAnsiTheme="majorBidi" w:cstheme="majorBidi"/>
-          <w:color w:val="0000FF"/>
-          <w:kern w:val="0"/>
-          <w:sz w:val="20"/>
-          <w:szCs w:val="20"/>
-          <w:lang w:val="en-US" w:eastAsia="en-GB"/>
-          <w14:ligatures w14:val="none"/>
-        </w:rPr>
-      </w:pPr>
-      <w:r>
-        <w:rPr>
-          <w:rFonts w:asciiTheme="majorBidi" w:eastAsia="Times New Roman" w:hAnsiTheme="majorBidi" w:cstheme="majorBidi"/>
-          <w:b/>
-          <w:bCs/>
-          <w:color w:val="0000FF"/>
+          <w:kern w:val="0"/>
+          <w:sz w:val="20"/>
+          <w:szCs w:val="20"/>
+          <w:lang w:val="en-US" w:eastAsia="en-GB"/>
+          <w14:ligatures w14:val="none"/>
+        </w:rPr>
+      </w:pPr>
+      <w:r>
+        <w:rPr>
+          <w:rFonts w:asciiTheme="majorBidi" w:eastAsia="Times New Roman" w:hAnsiTheme="majorBidi" w:cstheme="majorBidi"/>
+          <w:b/>
+          <w:bCs/>
           <w:kern w:val="0"/>
           <w:sz w:val="20"/>
           <w:szCs w:val="20"/>
@@ -1769,7 +1630,6 @@
       <w:r>
         <w:rPr>
           <w:rFonts w:asciiTheme="majorBidi" w:eastAsia="Times New Roman" w:hAnsiTheme="majorBidi" w:cstheme="majorBidi"/>
-          <w:color w:val="0000FF"/>
           <w:kern w:val="0"/>
           <w:sz w:val="20"/>
           <w:szCs w:val="20"/>
@@ -1786,20 +1646,18 @@
         <w:jc w:val="both"/>
         <w:rPr>
           <w:rFonts w:asciiTheme="majorBidi" w:eastAsia="Times New Roman" w:hAnsiTheme="majorBidi" w:cstheme="majorBidi"/>
-          <w:color w:val="373D3F"/>
-          <w:kern w:val="0"/>
-          <w:sz w:val="20"/>
-          <w:szCs w:val="20"/>
-          <w:lang w:eastAsia="en-GB"/>
-          <w14:ligatures w14:val="none"/>
-        </w:rPr>
-      </w:pPr>
-      <w:r>
-        <w:rPr>
-          <w:rFonts w:asciiTheme="majorBidi" w:eastAsia="Times New Roman" w:hAnsiTheme="majorBidi" w:cstheme="majorBidi"/>
-          <w:b/>
-          <w:bCs/>
-          <w:color w:val="373D3F"/>
+          <w:kern w:val="0"/>
+          <w:sz w:val="20"/>
+          <w:szCs w:val="20"/>
+          <w:lang w:eastAsia="en-GB"/>
+          <w14:ligatures w14:val="none"/>
+        </w:rPr>
+      </w:pPr>
+      <w:r>
+        <w:rPr>
+          <w:rFonts w:asciiTheme="majorBidi" w:eastAsia="Times New Roman" w:hAnsiTheme="majorBidi" w:cstheme="majorBidi"/>
+          <w:b/>
+          <w:bCs/>
           <w:kern w:val="0"/>
           <w:sz w:val="20"/>
           <w:szCs w:val="20"/>
@@ -1816,37 +1674,23 @@
         <w:jc w:val="both"/>
         <w:rPr>
           <w:rFonts w:asciiTheme="majorBidi" w:eastAsia="Times New Roman" w:hAnsiTheme="majorBidi" w:cstheme="majorBidi"/>
-          <w:color w:val="0000FF"/>
-          <w:kern w:val="0"/>
-          <w:sz w:val="20"/>
-          <w:szCs w:val="20"/>
-          <w:lang w:val="en-US" w:eastAsia="en-GB"/>
-          <w14:ligatures w14:val="none"/>
-        </w:rPr>
-      </w:pPr>
-      <w:r>
-        <w:rPr>
-          <w:rFonts w:asciiTheme="majorBidi" w:eastAsia="Times New Roman" w:hAnsiTheme="majorBidi" w:cstheme="majorBidi"/>
-          <w:color w:val="0000FF"/>
-          <w:kern w:val="0"/>
-          <w:sz w:val="20"/>
-          <w:szCs w:val="20"/>
-          <w:lang w:val="en-US" w:eastAsia="en-GB"/>
-          <w14:ligatures w14:val="none"/>
-        </w:rPr>
-        <w:t>The Early Dam Overflow Detection System</w:t>
-      </w:r>
-      <w:r>
-        <w:rPr>
-          <w:rFonts w:asciiTheme="majorBidi" w:eastAsia="Times New Roman" w:hAnsiTheme="majorBidi" w:cstheme="majorBidi"/>
-          <w:color w:val="0000FF"/>
-          <w:kern w:val="0"/>
-          <w:sz w:val="20"/>
-          <w:szCs w:val="20"/>
-          <w:lang w:val="en-US" w:eastAsia="en-GB"/>
-          <w14:ligatures w14:val="none"/>
-        </w:rPr>
-        <w:t xml:space="preserve"> is designed to provide real-time monitoring of dam water levels to mitigate the risk of catastrophic failure and flooding. </w:t>
+          <w:kern w:val="0"/>
+          <w:sz w:val="20"/>
+          <w:szCs w:val="20"/>
+          <w:lang w:val="en-US" w:eastAsia="en-GB"/>
+          <w14:ligatures w14:val="none"/>
+        </w:rPr>
+      </w:pPr>
+      <w:r>
+        <w:rPr>
+          <w:rFonts w:asciiTheme="majorBidi" w:eastAsia="Times New Roman" w:hAnsiTheme="majorBidi" w:cstheme="majorBidi"/>
+          <w:kern w:val="0"/>
+          <w:sz w:val="20"/>
+          <w:szCs w:val="20"/>
+          <w:lang w:val="en-US" w:eastAsia="en-GB"/>
+          <w14:ligatures w14:val="none"/>
+        </w:rPr>
+        <w:t xml:space="preserve">The Early Dam Overflow Detection System is designed to provide real-time monitoring of dam water levels to mitigate the risk of catastrophic failure and flooding. </w:t>
       </w:r>
     </w:p>
     <w:p>
@@ -1860,20 +1704,18 @@
         <w:jc w:val="both"/>
         <w:rPr>
           <w:rFonts w:asciiTheme="majorBidi" w:eastAsia="Times New Roman" w:hAnsiTheme="majorBidi" w:cstheme="majorBidi"/>
-          <w:color w:val="0000FF"/>
-          <w:kern w:val="0"/>
-          <w:sz w:val="20"/>
-          <w:szCs w:val="20"/>
-          <w:lang w:val="en-US" w:eastAsia="en-GB"/>
-          <w14:ligatures w14:val="none"/>
-        </w:rPr>
-      </w:pPr>
-      <w:r>
-        <w:rPr>
-          <w:rFonts w:asciiTheme="majorBidi" w:eastAsia="Times New Roman" w:hAnsiTheme="majorBidi" w:cstheme="majorBidi"/>
-          <w:b/>
-          <w:bCs/>
-          <w:color w:val="0000FF"/>
+          <w:kern w:val="0"/>
+          <w:sz w:val="20"/>
+          <w:szCs w:val="20"/>
+          <w:lang w:val="en-US" w:eastAsia="en-GB"/>
+          <w14:ligatures w14:val="none"/>
+        </w:rPr>
+      </w:pPr>
+      <w:r>
+        <w:rPr>
+          <w:rFonts w:asciiTheme="majorBidi" w:eastAsia="Times New Roman" w:hAnsiTheme="majorBidi" w:cstheme="majorBidi"/>
+          <w:b/>
+          <w:bCs/>
           <w:kern w:val="0"/>
           <w:sz w:val="20"/>
           <w:szCs w:val="20"/>
@@ -1885,7 +1727,6 @@
       <w:r>
         <w:rPr>
           <w:rFonts w:asciiTheme="majorBidi" w:eastAsia="Times New Roman" w:hAnsiTheme="majorBidi" w:cstheme="majorBidi"/>
-          <w:color w:val="0000FF"/>
           <w:kern w:val="0"/>
           <w:sz w:val="20"/>
           <w:szCs w:val="20"/>
@@ -1906,20 +1747,18 @@
         <w:jc w:val="both"/>
         <w:rPr>
           <w:rFonts w:asciiTheme="majorBidi" w:eastAsia="Times New Roman" w:hAnsiTheme="majorBidi" w:cstheme="majorBidi"/>
-          <w:color w:val="0000FF"/>
-          <w:kern w:val="0"/>
-          <w:sz w:val="20"/>
-          <w:szCs w:val="20"/>
-          <w:lang w:val="en-US" w:eastAsia="en-GB"/>
-          <w14:ligatures w14:val="none"/>
-        </w:rPr>
-      </w:pPr>
-      <w:r>
-        <w:rPr>
-          <w:rFonts w:asciiTheme="majorBidi" w:eastAsia="Times New Roman" w:hAnsiTheme="majorBidi" w:cstheme="majorBidi"/>
-          <w:b/>
-          <w:bCs/>
-          <w:color w:val="0000FF"/>
+          <w:kern w:val="0"/>
+          <w:sz w:val="20"/>
+          <w:szCs w:val="20"/>
+          <w:lang w:val="en-US" w:eastAsia="en-GB"/>
+          <w14:ligatures w14:val="none"/>
+        </w:rPr>
+      </w:pPr>
+      <w:r>
+        <w:rPr>
+          <w:rFonts w:asciiTheme="majorBidi" w:eastAsia="Times New Roman" w:hAnsiTheme="majorBidi" w:cstheme="majorBidi"/>
+          <w:b/>
+          <w:bCs/>
           <w:kern w:val="0"/>
           <w:sz w:val="20"/>
           <w:szCs w:val="20"/>
@@ -1931,7 +1770,6 @@
       <w:r>
         <w:rPr>
           <w:rFonts w:asciiTheme="majorBidi" w:eastAsia="Times New Roman" w:hAnsiTheme="majorBidi" w:cstheme="majorBidi"/>
-          <w:color w:val="0000FF"/>
           <w:kern w:val="0"/>
           <w:sz w:val="20"/>
           <w:szCs w:val="20"/>
@@ -1952,20 +1790,18 @@
         <w:jc w:val="both"/>
         <w:rPr>
           <w:rFonts w:asciiTheme="majorBidi" w:eastAsia="Times New Roman" w:hAnsiTheme="majorBidi" w:cstheme="majorBidi"/>
-          <w:color w:val="0000FF"/>
-          <w:kern w:val="0"/>
-          <w:sz w:val="20"/>
-          <w:szCs w:val="20"/>
-          <w:lang w:val="en-US" w:eastAsia="en-GB"/>
-          <w14:ligatures w14:val="none"/>
-        </w:rPr>
-      </w:pPr>
-      <w:r>
-        <w:rPr>
-          <w:rFonts w:asciiTheme="majorBidi" w:eastAsia="Times New Roman" w:hAnsiTheme="majorBidi" w:cstheme="majorBidi"/>
-          <w:b/>
-          <w:bCs/>
-          <w:color w:val="0000FF"/>
+          <w:kern w:val="0"/>
+          <w:sz w:val="20"/>
+          <w:szCs w:val="20"/>
+          <w:lang w:val="en-US" w:eastAsia="en-GB"/>
+          <w14:ligatures w14:val="none"/>
+        </w:rPr>
+      </w:pPr>
+      <w:r>
+        <w:rPr>
+          <w:rFonts w:asciiTheme="majorBidi" w:eastAsia="Times New Roman" w:hAnsiTheme="majorBidi" w:cstheme="majorBidi"/>
+          <w:b/>
+          <w:bCs/>
           <w:kern w:val="0"/>
           <w:sz w:val="20"/>
           <w:szCs w:val="20"/>
@@ -1977,7 +1813,6 @@
       <w:r>
         <w:rPr>
           <w:rFonts w:asciiTheme="majorBidi" w:eastAsia="Times New Roman" w:hAnsiTheme="majorBidi" w:cstheme="majorBidi"/>
-          <w:color w:val="0000FF"/>
           <w:kern w:val="0"/>
           <w:sz w:val="20"/>
           <w:szCs w:val="20"/>
@@ -1994,20 +1829,18 @@
         <w:jc w:val="both"/>
         <w:rPr>
           <w:rFonts w:asciiTheme="majorBidi" w:eastAsia="Times New Roman" w:hAnsiTheme="majorBidi" w:cstheme="majorBidi"/>
-          <w:color w:val="373D3F"/>
-          <w:kern w:val="0"/>
-          <w:sz w:val="20"/>
-          <w:szCs w:val="20"/>
-          <w:lang w:eastAsia="en-GB"/>
-          <w14:ligatures w14:val="none"/>
-        </w:rPr>
-      </w:pPr>
-      <w:r>
-        <w:rPr>
-          <w:rFonts w:asciiTheme="majorBidi" w:eastAsia="Times New Roman" w:hAnsiTheme="majorBidi" w:cstheme="majorBidi"/>
-          <w:b/>
-          <w:bCs/>
-          <w:color w:val="373D3F"/>
+          <w:kern w:val="0"/>
+          <w:sz w:val="20"/>
+          <w:szCs w:val="20"/>
+          <w:lang w:eastAsia="en-GB"/>
+          <w14:ligatures w14:val="none"/>
+        </w:rPr>
+      </w:pPr>
+      <w:r>
+        <w:rPr>
+          <w:rFonts w:asciiTheme="majorBidi" w:eastAsia="Times New Roman" w:hAnsiTheme="majorBidi" w:cstheme="majorBidi"/>
+          <w:b/>
+          <w:bCs/>
           <w:kern w:val="0"/>
           <w:sz w:val="20"/>
           <w:szCs w:val="20"/>
@@ -2024,18 +1857,16 @@
         <w:jc w:val="both"/>
         <w:rPr>
           <w:rFonts w:asciiTheme="majorBidi" w:eastAsia="Times New Roman" w:hAnsiTheme="majorBidi" w:cstheme="majorBidi"/>
-          <w:color w:val="0000FF"/>
-          <w:kern w:val="0"/>
-          <w:sz w:val="20"/>
-          <w:szCs w:val="20"/>
-          <w:lang w:val="en-US" w:eastAsia="en-GB"/>
-          <w14:ligatures w14:val="none"/>
-        </w:rPr>
-      </w:pPr>
-      <w:r>
-        <w:rPr>
-          <w:rFonts w:asciiTheme="majorBidi" w:eastAsia="Times New Roman" w:hAnsiTheme="majorBidi" w:cstheme="majorBidi"/>
-          <w:color w:val="0000FF"/>
+          <w:kern w:val="0"/>
+          <w:sz w:val="20"/>
+          <w:szCs w:val="20"/>
+          <w:lang w:val="en-US" w:eastAsia="en-GB"/>
+          <w14:ligatures w14:val="none"/>
+        </w:rPr>
+      </w:pPr>
+      <w:r>
+        <w:rPr>
+          <w:rFonts w:asciiTheme="majorBidi" w:eastAsia="Times New Roman" w:hAnsiTheme="majorBidi" w:cstheme="majorBidi"/>
           <w:kern w:val="0"/>
           <w:sz w:val="20"/>
           <w:szCs w:val="20"/>
@@ -2056,20 +1887,18 @@
         <w:jc w:val="both"/>
         <w:rPr>
           <w:rFonts w:asciiTheme="majorBidi" w:eastAsia="Times New Roman" w:hAnsiTheme="majorBidi" w:cstheme="majorBidi"/>
-          <w:color w:val="0000FF"/>
-          <w:kern w:val="0"/>
-          <w:sz w:val="20"/>
-          <w:szCs w:val="20"/>
-          <w:lang w:val="en-US" w:eastAsia="en-GB"/>
-          <w14:ligatures w14:val="none"/>
-        </w:rPr>
-      </w:pPr>
-      <w:r>
-        <w:rPr>
-          <w:rFonts w:asciiTheme="majorBidi" w:eastAsia="Times New Roman" w:hAnsiTheme="majorBidi" w:cstheme="majorBidi"/>
-          <w:b/>
-          <w:bCs/>
-          <w:color w:val="0000FF"/>
+          <w:kern w:val="0"/>
+          <w:sz w:val="20"/>
+          <w:szCs w:val="20"/>
+          <w:lang w:val="en-US" w:eastAsia="en-GB"/>
+          <w14:ligatures w14:val="none"/>
+        </w:rPr>
+      </w:pPr>
+      <w:r>
+        <w:rPr>
+          <w:rFonts w:asciiTheme="majorBidi" w:eastAsia="Times New Roman" w:hAnsiTheme="majorBidi" w:cstheme="majorBidi"/>
+          <w:b/>
+          <w:bCs/>
           <w:kern w:val="0"/>
           <w:sz w:val="20"/>
           <w:szCs w:val="20"/>
@@ -2081,7 +1910,6 @@
       <w:r>
         <w:rPr>
           <w:rFonts w:asciiTheme="majorBidi" w:eastAsia="Times New Roman" w:hAnsiTheme="majorBidi" w:cstheme="majorBidi"/>
-          <w:color w:val="0000FF"/>
           <w:kern w:val="0"/>
           <w:sz w:val="20"/>
           <w:szCs w:val="20"/>
@@ -2102,20 +1930,18 @@
         <w:jc w:val="both"/>
         <w:rPr>
           <w:rFonts w:asciiTheme="majorBidi" w:eastAsia="Times New Roman" w:hAnsiTheme="majorBidi" w:cstheme="majorBidi"/>
-          <w:color w:val="0000FF"/>
-          <w:kern w:val="0"/>
-          <w:sz w:val="20"/>
-          <w:szCs w:val="20"/>
-          <w:lang w:val="en-US" w:eastAsia="en-GB"/>
-          <w14:ligatures w14:val="none"/>
-        </w:rPr>
-      </w:pPr>
-      <w:r>
-        <w:rPr>
-          <w:rFonts w:asciiTheme="majorBidi" w:eastAsia="Times New Roman" w:hAnsiTheme="majorBidi" w:cstheme="majorBidi"/>
-          <w:b/>
-          <w:bCs/>
-          <w:color w:val="0000FF"/>
+          <w:kern w:val="0"/>
+          <w:sz w:val="20"/>
+          <w:szCs w:val="20"/>
+          <w:lang w:val="en-US" w:eastAsia="en-GB"/>
+          <w14:ligatures w14:val="none"/>
+        </w:rPr>
+      </w:pPr>
+      <w:r>
+        <w:rPr>
+          <w:rFonts w:asciiTheme="majorBidi" w:eastAsia="Times New Roman" w:hAnsiTheme="majorBidi" w:cstheme="majorBidi"/>
+          <w:b/>
+          <w:bCs/>
           <w:kern w:val="0"/>
           <w:sz w:val="20"/>
           <w:szCs w:val="20"/>
@@ -2127,61 +1953,34 @@
       <w:r>
         <w:rPr>
           <w:rFonts w:asciiTheme="majorBidi" w:eastAsia="Times New Roman" w:hAnsiTheme="majorBidi" w:cstheme="majorBidi"/>
-          <w:color w:val="0000FF"/>
-          <w:kern w:val="0"/>
-          <w:sz w:val="20"/>
-          <w:szCs w:val="20"/>
-          <w:lang w:val="en-US" w:eastAsia="en-GB"/>
-          <w14:ligatures w14:val="none"/>
-        </w:rPr>
-        <w:t>: Provided for th</w:t>
-      </w:r>
-      <w:r>
-        <w:rPr>
-          <w:rFonts w:asciiTheme="majorBidi" w:eastAsia="Times New Roman" w:hAnsiTheme="majorBidi" w:cstheme="majorBidi"/>
-          <w:color w:val="0000FF"/>
-          <w:kern w:val="0"/>
-          <w:sz w:val="20"/>
-          <w:szCs w:val="20"/>
-          <w:lang w:val="en-US" w:eastAsia="en-GB"/>
-          <w14:ligatures w14:val="none"/>
-        </w:rPr>
-        <w:t>e</w:t>
-      </w:r>
-      <w:r>
-        <w:rPr>
-          <w:rFonts w:asciiTheme="majorBidi" w:eastAsia="Times New Roman" w:hAnsiTheme="majorBidi" w:cstheme="majorBidi"/>
-          <w:color w:val="0000FF"/>
-          <w:kern w:val="0"/>
-          <w:sz w:val="20"/>
-          <w:szCs w:val="20"/>
-          <w:lang w:val="en-US" w:eastAsia="en-GB"/>
-          <w14:ligatures w14:val="none"/>
-        </w:rPr>
-        <w:t xml:space="preserve"> course.</w:t>
-      </w:r>
-    </w:p>
-    <w:p>
-      <w:pPr>
-        <w:shd w:val="clear" w:color="auto" w:fill="FFFFFF"/>
-        <w:spacing w:before="240" w:after="0" w:line="240" w:lineRule="auto"/>
-        <w:jc w:val="both"/>
-        <w:rPr>
-          <w:rFonts w:asciiTheme="majorBidi" w:eastAsia="Times New Roman" w:hAnsiTheme="majorBidi" w:cstheme="majorBidi"/>
-          <w:color w:val="373D3F"/>
-          <w:kern w:val="0"/>
-          <w:sz w:val="20"/>
-          <w:szCs w:val="20"/>
-          <w:lang w:eastAsia="en-GB"/>
-          <w14:ligatures w14:val="none"/>
-        </w:rPr>
-      </w:pPr>
-      <w:r>
-        <w:rPr>
-          <w:rFonts w:asciiTheme="majorBidi" w:eastAsia="Times New Roman" w:hAnsiTheme="majorBidi" w:cstheme="majorBidi"/>
-          <w:b/>
-          <w:bCs/>
-          <w:color w:val="373D3F"/>
+          <w:kern w:val="0"/>
+          <w:sz w:val="20"/>
+          <w:szCs w:val="20"/>
+          <w:lang w:val="en-US" w:eastAsia="en-GB"/>
+          <w14:ligatures w14:val="none"/>
+        </w:rPr>
+        <w:t>: Provided for the course.</w:t>
+      </w:r>
+    </w:p>
+    <w:p>
+      <w:pPr>
+        <w:shd w:val="clear" w:color="auto" w:fill="FFFFFF"/>
+        <w:spacing w:before="240" w:after="0" w:line="240" w:lineRule="auto"/>
+        <w:jc w:val="both"/>
+        <w:rPr>
+          <w:rFonts w:asciiTheme="majorBidi" w:eastAsia="Times New Roman" w:hAnsiTheme="majorBidi" w:cstheme="majorBidi"/>
+          <w:kern w:val="0"/>
+          <w:sz w:val="20"/>
+          <w:szCs w:val="20"/>
+          <w:lang w:eastAsia="en-GB"/>
+          <w14:ligatures w14:val="none"/>
+        </w:rPr>
+      </w:pPr>
+      <w:r>
+        <w:rPr>
+          <w:rFonts w:asciiTheme="majorBidi" w:eastAsia="Times New Roman" w:hAnsiTheme="majorBidi" w:cstheme="majorBidi"/>
+          <w:b/>
+          <w:bCs/>
           <w:kern w:val="0"/>
           <w:sz w:val="20"/>
           <w:szCs w:val="20"/>
@@ -2198,20 +1997,18 @@
         <w:jc w:val="both"/>
         <w:rPr>
           <w:rFonts w:asciiTheme="majorBidi" w:eastAsia="Times New Roman" w:hAnsiTheme="majorBidi" w:cstheme="majorBidi"/>
-          <w:color w:val="373D3F"/>
-          <w:kern w:val="0"/>
-          <w:sz w:val="20"/>
-          <w:szCs w:val="20"/>
-          <w:lang w:eastAsia="en-GB"/>
-          <w14:ligatures w14:val="none"/>
-        </w:rPr>
-      </w:pPr>
-      <w:r>
-        <w:rPr>
-          <w:rFonts w:asciiTheme="majorBidi" w:eastAsia="Times New Roman" w:hAnsiTheme="majorBidi" w:cstheme="majorBidi"/>
-          <w:b/>
-          <w:bCs/>
-          <w:color w:val="373D3F"/>
+          <w:kern w:val="0"/>
+          <w:sz w:val="20"/>
+          <w:szCs w:val="20"/>
+          <w:lang w:eastAsia="en-GB"/>
+          <w14:ligatures w14:val="none"/>
+        </w:rPr>
+      </w:pPr>
+      <w:r>
+        <w:rPr>
+          <w:rFonts w:asciiTheme="majorBidi" w:eastAsia="Times New Roman" w:hAnsiTheme="majorBidi" w:cstheme="majorBidi"/>
+          <w:b/>
+          <w:bCs/>
           <w:kern w:val="0"/>
           <w:sz w:val="20"/>
           <w:szCs w:val="20"/>
@@ -2228,18 +2025,16 @@
         <w:jc w:val="both"/>
         <w:rPr>
           <w:rFonts w:asciiTheme="majorBidi" w:eastAsia="Times New Roman" w:hAnsiTheme="majorBidi" w:cstheme="majorBidi"/>
-          <w:color w:val="0000FF"/>
-          <w:kern w:val="0"/>
-          <w:sz w:val="20"/>
-          <w:szCs w:val="20"/>
-          <w:lang w:eastAsia="en-GB"/>
-          <w14:ligatures w14:val="none"/>
-        </w:rPr>
-      </w:pPr>
-      <w:r>
-        <w:rPr>
-          <w:rFonts w:asciiTheme="majorBidi" w:eastAsia="Times New Roman" w:hAnsiTheme="majorBidi" w:cstheme="majorBidi"/>
-          <w:color w:val="0000FF"/>
+          <w:kern w:val="0"/>
+          <w:sz w:val="20"/>
+          <w:szCs w:val="20"/>
+          <w:lang w:eastAsia="en-GB"/>
+          <w14:ligatures w14:val="none"/>
+        </w:rPr>
+      </w:pPr>
+      <w:r>
+        <w:rPr>
+          <w:rFonts w:asciiTheme="majorBidi" w:eastAsia="Times New Roman" w:hAnsiTheme="majorBidi" w:cstheme="majorBidi"/>
           <w:kern w:val="0"/>
           <w:sz w:val="20"/>
           <w:szCs w:val="20"/>
@@ -2256,20 +2051,18 @@
         <w:jc w:val="both"/>
         <w:rPr>
           <w:rFonts w:asciiTheme="majorBidi" w:eastAsia="Times New Roman" w:hAnsiTheme="majorBidi" w:cstheme="majorBidi"/>
-          <w:color w:val="373D3F"/>
-          <w:kern w:val="0"/>
-          <w:sz w:val="20"/>
-          <w:szCs w:val="20"/>
-          <w:lang w:eastAsia="en-GB"/>
-          <w14:ligatures w14:val="none"/>
-        </w:rPr>
-      </w:pPr>
-      <w:r>
-        <w:rPr>
-          <w:rFonts w:asciiTheme="majorBidi" w:eastAsia="Times New Roman" w:hAnsiTheme="majorBidi" w:cstheme="majorBidi"/>
-          <w:b/>
-          <w:bCs/>
-          <w:color w:val="373D3F"/>
+          <w:kern w:val="0"/>
+          <w:sz w:val="20"/>
+          <w:szCs w:val="20"/>
+          <w:lang w:eastAsia="en-GB"/>
+          <w14:ligatures w14:val="none"/>
+        </w:rPr>
+      </w:pPr>
+      <w:r>
+        <w:rPr>
+          <w:rFonts w:asciiTheme="majorBidi" w:eastAsia="Times New Roman" w:hAnsiTheme="majorBidi" w:cstheme="majorBidi"/>
+          <w:b/>
+          <w:bCs/>
           <w:kern w:val="0"/>
           <w:sz w:val="20"/>
           <w:szCs w:val="20"/>
@@ -2290,18 +2083,16 @@
         <w:spacing w:before="360" w:after="0" w:line="240" w:lineRule="auto"/>
         <w:rPr>
           <w:rFonts w:asciiTheme="majorBidi" w:eastAsia="Times New Roman" w:hAnsiTheme="majorBidi" w:cstheme="majorBidi"/>
-          <w:color w:val="0000FF"/>
-          <w:kern w:val="0"/>
-          <w:sz w:val="20"/>
-          <w:szCs w:val="20"/>
-          <w:lang w:val="en-US" w:eastAsia="en-GB"/>
-          <w14:ligatures w14:val="none"/>
-        </w:rPr>
-      </w:pPr>
-      <w:r>
-        <w:rPr>
-          <w:rFonts w:asciiTheme="majorBidi" w:eastAsia="Times New Roman" w:hAnsiTheme="majorBidi" w:cstheme="majorBidi"/>
-          <w:color w:val="0000FF"/>
+          <w:kern w:val="0"/>
+          <w:sz w:val="20"/>
+          <w:szCs w:val="20"/>
+          <w:lang w:val="en-US" w:eastAsia="en-GB"/>
+          <w14:ligatures w14:val="none"/>
+        </w:rPr>
+      </w:pPr>
+      <w:r>
+        <w:rPr>
+          <w:rFonts w:asciiTheme="majorBidi" w:eastAsia="Times New Roman" w:hAnsiTheme="majorBidi" w:cstheme="majorBidi"/>
           <w:kern w:val="0"/>
           <w:sz w:val="20"/>
           <w:szCs w:val="20"/>
@@ -2313,7 +2104,6 @@
       <w:r>
         <w:rPr>
           <w:rFonts w:asciiTheme="majorBidi" w:eastAsia="Times New Roman" w:hAnsiTheme="majorBidi" w:cstheme="majorBidi"/>
-          <w:color w:val="0000FF"/>
           <w:kern w:val="0"/>
           <w:sz w:val="20"/>
           <w:szCs w:val="20"/>
@@ -2334,18 +2124,16 @@
         <w:spacing w:before="360" w:after="0" w:line="240" w:lineRule="auto"/>
         <w:rPr>
           <w:rFonts w:asciiTheme="majorBidi" w:eastAsia="Times New Roman" w:hAnsiTheme="majorBidi" w:cstheme="majorBidi"/>
-          <w:color w:val="0000FF"/>
-          <w:kern w:val="0"/>
-          <w:sz w:val="20"/>
-          <w:szCs w:val="20"/>
-          <w:lang w:val="en-US" w:eastAsia="en-GB"/>
-          <w14:ligatures w14:val="none"/>
-        </w:rPr>
-      </w:pPr>
-      <w:r>
-        <w:rPr>
-          <w:rFonts w:asciiTheme="majorBidi" w:eastAsia="Times New Roman" w:hAnsiTheme="majorBidi" w:cstheme="majorBidi"/>
-          <w:color w:val="0000FF"/>
+          <w:kern w:val="0"/>
+          <w:sz w:val="20"/>
+          <w:szCs w:val="20"/>
+          <w:lang w:val="en-US" w:eastAsia="en-GB"/>
+          <w14:ligatures w14:val="none"/>
+        </w:rPr>
+      </w:pPr>
+      <w:r>
+        <w:rPr>
+          <w:rFonts w:asciiTheme="majorBidi" w:eastAsia="Times New Roman" w:hAnsiTheme="majorBidi" w:cstheme="majorBidi"/>
           <w:kern w:val="0"/>
           <w:sz w:val="20"/>
           <w:szCs w:val="20"/>
@@ -2366,18 +2154,16 @@
         <w:spacing w:before="360" w:after="0" w:line="240" w:lineRule="auto"/>
         <w:rPr>
           <w:rFonts w:asciiTheme="majorBidi" w:eastAsia="Times New Roman" w:hAnsiTheme="majorBidi" w:cstheme="majorBidi"/>
-          <w:color w:val="0000FF"/>
-          <w:kern w:val="0"/>
-          <w:sz w:val="20"/>
-          <w:szCs w:val="20"/>
-          <w:lang w:val="en-US" w:eastAsia="en-GB"/>
-          <w14:ligatures w14:val="none"/>
-        </w:rPr>
-      </w:pPr>
-      <w:r>
-        <w:rPr>
-          <w:rFonts w:asciiTheme="majorBidi" w:eastAsia="Times New Roman" w:hAnsiTheme="majorBidi" w:cstheme="majorBidi"/>
-          <w:color w:val="0000FF"/>
+          <w:kern w:val="0"/>
+          <w:sz w:val="20"/>
+          <w:szCs w:val="20"/>
+          <w:lang w:val="en-US" w:eastAsia="en-GB"/>
+          <w14:ligatures w14:val="none"/>
+        </w:rPr>
+      </w:pPr>
+      <w:r>
+        <w:rPr>
+          <w:rFonts w:asciiTheme="majorBidi" w:eastAsia="Times New Roman" w:hAnsiTheme="majorBidi" w:cstheme="majorBidi"/>
           <w:kern w:val="0"/>
           <w:sz w:val="20"/>
           <w:szCs w:val="20"/>
@@ -2395,20 +2181,18 @@
           <w:rFonts w:asciiTheme="majorBidi" w:eastAsia="Times New Roman" w:hAnsiTheme="majorBidi" w:cstheme="majorBidi"/>
           <w:b/>
           <w:bCs/>
-          <w:color w:val="373D3F"/>
-          <w:kern w:val="0"/>
-          <w:sz w:val="20"/>
-          <w:szCs w:val="20"/>
-          <w:lang w:eastAsia="en-GB"/>
-          <w14:ligatures w14:val="none"/>
-        </w:rPr>
-      </w:pPr>
-      <w:r>
-        <w:rPr>
-          <w:rFonts w:asciiTheme="majorBidi" w:eastAsia="Times New Roman" w:hAnsiTheme="majorBidi" w:cstheme="majorBidi"/>
-          <w:b/>
-          <w:bCs/>
-          <w:color w:val="373D3F"/>
+          <w:kern w:val="0"/>
+          <w:sz w:val="20"/>
+          <w:szCs w:val="20"/>
+          <w:lang w:eastAsia="en-GB"/>
+          <w14:ligatures w14:val="none"/>
+        </w:rPr>
+      </w:pPr>
+      <w:r>
+        <w:rPr>
+          <w:rFonts w:asciiTheme="majorBidi" w:eastAsia="Times New Roman" w:hAnsiTheme="majorBidi" w:cstheme="majorBidi"/>
+          <w:b/>
+          <w:bCs/>
           <w:kern w:val="0"/>
           <w:sz w:val="20"/>
           <w:szCs w:val="20"/>
@@ -2424,7 +2208,6 @@
         <w:spacing w:before="360" w:after="0" w:line="240" w:lineRule="auto"/>
         <w:rPr>
           <w:rFonts w:asciiTheme="majorBidi" w:eastAsia="Times New Roman" w:hAnsiTheme="majorBidi" w:cstheme="majorBidi"/>
-          <w:color w:val="373D3F"/>
           <w:kern w:val="0"/>
           <w:sz w:val="20"/>
           <w:szCs w:val="20"/>
@@ -2494,20 +2277,18 @@
         <w:jc w:val="both"/>
         <w:rPr>
           <w:rFonts w:asciiTheme="majorBidi" w:eastAsia="Times New Roman" w:hAnsiTheme="majorBidi" w:cstheme="majorBidi"/>
-          <w:color w:val="373D3F"/>
-          <w:kern w:val="0"/>
-          <w:sz w:val="20"/>
-          <w:szCs w:val="20"/>
-          <w:lang w:eastAsia="en-GB"/>
-          <w14:ligatures w14:val="none"/>
-        </w:rPr>
-      </w:pPr>
-      <w:r>
-        <w:rPr>
-          <w:rFonts w:asciiTheme="majorBidi" w:eastAsia="Times New Roman" w:hAnsiTheme="majorBidi" w:cstheme="majorBidi"/>
-          <w:b/>
-          <w:bCs/>
-          <w:color w:val="373D3F"/>
+          <w:kern w:val="0"/>
+          <w:sz w:val="20"/>
+          <w:szCs w:val="20"/>
+          <w:lang w:eastAsia="en-GB"/>
+          <w14:ligatures w14:val="none"/>
+        </w:rPr>
+      </w:pPr>
+      <w:r>
+        <w:rPr>
+          <w:rFonts w:asciiTheme="majorBidi" w:eastAsia="Times New Roman" w:hAnsiTheme="majorBidi" w:cstheme="majorBidi"/>
+          <w:b/>
+          <w:bCs/>
           <w:kern w:val="0"/>
           <w:sz w:val="20"/>
           <w:szCs w:val="20"/>
@@ -2524,18 +2305,16 @@
         <w:jc w:val="both"/>
         <w:rPr>
           <w:rFonts w:asciiTheme="majorBidi" w:eastAsia="Times New Roman" w:hAnsiTheme="majorBidi" w:cstheme="majorBidi"/>
-          <w:color w:val="0000FF"/>
-          <w:kern w:val="0"/>
-          <w:sz w:val="20"/>
-          <w:szCs w:val="20"/>
-          <w:lang w:eastAsia="en-GB"/>
-          <w14:ligatures w14:val="none"/>
-        </w:rPr>
-      </w:pPr>
-      <w:r>
-        <w:rPr>
-          <w:rFonts w:asciiTheme="majorBidi" w:eastAsia="Times New Roman" w:hAnsiTheme="majorBidi" w:cstheme="majorBidi"/>
-          <w:color w:val="0000FF"/>
+          <w:kern w:val="0"/>
+          <w:sz w:val="20"/>
+          <w:szCs w:val="20"/>
+          <w:lang w:eastAsia="en-GB"/>
+          <w14:ligatures w14:val="none"/>
+        </w:rPr>
+      </w:pPr>
+      <w:r>
+        <w:rPr>
+          <w:rFonts w:asciiTheme="majorBidi" w:eastAsia="Times New Roman" w:hAnsiTheme="majorBidi" w:cstheme="majorBidi"/>
           <w:kern w:val="0"/>
           <w:sz w:val="20"/>
           <w:szCs w:val="20"/>
@@ -2552,20 +2331,18 @@
         <w:jc w:val="both"/>
         <w:rPr>
           <w:rFonts w:asciiTheme="majorBidi" w:eastAsia="Times New Roman" w:hAnsiTheme="majorBidi" w:cstheme="majorBidi"/>
-          <w:color w:val="373D3F"/>
-          <w:kern w:val="0"/>
-          <w:sz w:val="20"/>
-          <w:szCs w:val="20"/>
-          <w:lang w:eastAsia="en-GB"/>
-          <w14:ligatures w14:val="none"/>
-        </w:rPr>
-      </w:pPr>
-      <w:r>
-        <w:rPr>
-          <w:rFonts w:asciiTheme="majorBidi" w:eastAsia="Times New Roman" w:hAnsiTheme="majorBidi" w:cstheme="majorBidi"/>
-          <w:b/>
-          <w:bCs/>
-          <w:color w:val="373D3F"/>
+          <w:kern w:val="0"/>
+          <w:sz w:val="20"/>
+          <w:szCs w:val="20"/>
+          <w:lang w:eastAsia="en-GB"/>
+          <w14:ligatures w14:val="none"/>
+        </w:rPr>
+      </w:pPr>
+      <w:r>
+        <w:rPr>
+          <w:rFonts w:asciiTheme="majorBidi" w:eastAsia="Times New Roman" w:hAnsiTheme="majorBidi" w:cstheme="majorBidi"/>
+          <w:b/>
+          <w:bCs/>
           <w:kern w:val="0"/>
           <w:sz w:val="20"/>
           <w:szCs w:val="20"/>
@@ -2587,18 +2364,16 @@
         <w:jc w:val="both"/>
         <w:rPr>
           <w:rFonts w:asciiTheme="majorBidi" w:eastAsia="Times New Roman" w:hAnsiTheme="majorBidi" w:cstheme="majorBidi"/>
-          <w:color w:val="0000FF"/>
-          <w:kern w:val="0"/>
-          <w:sz w:val="20"/>
-          <w:szCs w:val="20"/>
-          <w:lang w:val="en-US" w:eastAsia="en-GB"/>
-          <w14:ligatures w14:val="none"/>
-        </w:rPr>
-      </w:pPr>
-      <w:r>
-        <w:rPr>
-          <w:rFonts w:asciiTheme="majorBidi" w:eastAsia="Times New Roman" w:hAnsiTheme="majorBidi" w:cstheme="majorBidi"/>
-          <w:color w:val="0000FF"/>
+          <w:kern w:val="0"/>
+          <w:sz w:val="20"/>
+          <w:szCs w:val="20"/>
+          <w:lang w:val="en-US" w:eastAsia="en-GB"/>
+          <w14:ligatures w14:val="none"/>
+        </w:rPr>
+      </w:pPr>
+      <w:r>
+        <w:rPr>
+          <w:rFonts w:asciiTheme="majorBidi" w:eastAsia="Times New Roman" w:hAnsiTheme="majorBidi" w:cstheme="majorBidi"/>
           <w:kern w:val="0"/>
           <w:sz w:val="20"/>
           <w:szCs w:val="20"/>
@@ -2620,18 +2395,16 @@
         <w:jc w:val="both"/>
         <w:rPr>
           <w:rFonts w:asciiTheme="majorBidi" w:eastAsia="Times New Roman" w:hAnsiTheme="majorBidi" w:cstheme="majorBidi"/>
-          <w:color w:val="0000FF"/>
-          <w:kern w:val="0"/>
-          <w:sz w:val="20"/>
-          <w:szCs w:val="20"/>
-          <w:lang w:val="en-US" w:eastAsia="en-GB"/>
-          <w14:ligatures w14:val="none"/>
-        </w:rPr>
-      </w:pPr>
-      <w:r>
-        <w:rPr>
-          <w:rFonts w:asciiTheme="majorBidi" w:eastAsia="Times New Roman" w:hAnsiTheme="majorBidi" w:cstheme="majorBidi"/>
-          <w:color w:val="0000FF"/>
+          <w:kern w:val="0"/>
+          <w:sz w:val="20"/>
+          <w:szCs w:val="20"/>
+          <w:lang w:val="en-US" w:eastAsia="en-GB"/>
+          <w14:ligatures w14:val="none"/>
+        </w:rPr>
+      </w:pPr>
+      <w:r>
+        <w:rPr>
+          <w:rFonts w:asciiTheme="majorBidi" w:eastAsia="Times New Roman" w:hAnsiTheme="majorBidi" w:cstheme="majorBidi"/>
           <w:kern w:val="0"/>
           <w:sz w:val="20"/>
           <w:szCs w:val="20"/>
@@ -2653,18 +2426,16 @@
         <w:jc w:val="both"/>
         <w:rPr>
           <w:rFonts w:asciiTheme="majorBidi" w:eastAsia="Times New Roman" w:hAnsiTheme="majorBidi" w:cstheme="majorBidi"/>
-          <w:color w:val="0000FF"/>
-          <w:kern w:val="0"/>
-          <w:sz w:val="20"/>
-          <w:szCs w:val="20"/>
-          <w:lang w:val="en-US" w:eastAsia="en-GB"/>
-          <w14:ligatures w14:val="none"/>
-        </w:rPr>
-      </w:pPr>
-      <w:r>
-        <w:rPr>
-          <w:rFonts w:asciiTheme="majorBidi" w:eastAsia="Times New Roman" w:hAnsiTheme="majorBidi" w:cstheme="majorBidi"/>
-          <w:color w:val="0000FF"/>
+          <w:kern w:val="0"/>
+          <w:sz w:val="20"/>
+          <w:szCs w:val="20"/>
+          <w:lang w:val="en-US" w:eastAsia="en-GB"/>
+          <w14:ligatures w14:val="none"/>
+        </w:rPr>
+      </w:pPr>
+      <w:r>
+        <w:rPr>
+          <w:rFonts w:asciiTheme="majorBidi" w:eastAsia="Times New Roman" w:hAnsiTheme="majorBidi" w:cstheme="majorBidi"/>
           <w:kern w:val="0"/>
           <w:sz w:val="20"/>
           <w:szCs w:val="20"/>
@@ -2681,20 +2452,18 @@
         <w:jc w:val="both"/>
         <w:rPr>
           <w:rFonts w:asciiTheme="majorBidi" w:eastAsia="Times New Roman" w:hAnsiTheme="majorBidi" w:cstheme="majorBidi"/>
-          <w:color w:val="373D3F"/>
-          <w:kern w:val="0"/>
-          <w:sz w:val="20"/>
-          <w:szCs w:val="20"/>
-          <w:lang w:eastAsia="en-GB"/>
-          <w14:ligatures w14:val="none"/>
-        </w:rPr>
-      </w:pPr>
-      <w:r>
-        <w:rPr>
-          <w:rFonts w:asciiTheme="majorBidi" w:eastAsia="Times New Roman" w:hAnsiTheme="majorBidi" w:cstheme="majorBidi"/>
-          <w:b/>
-          <w:bCs/>
-          <w:color w:val="373D3F"/>
+          <w:kern w:val="0"/>
+          <w:sz w:val="20"/>
+          <w:szCs w:val="20"/>
+          <w:lang w:eastAsia="en-GB"/>
+          <w14:ligatures w14:val="none"/>
+        </w:rPr>
+      </w:pPr>
+      <w:r>
+        <w:rPr>
+          <w:rFonts w:asciiTheme="majorBidi" w:eastAsia="Times New Roman" w:hAnsiTheme="majorBidi" w:cstheme="majorBidi"/>
+          <w:b/>
+          <w:bCs/>
           <w:kern w:val="0"/>
           <w:sz w:val="20"/>
           <w:szCs w:val="20"/>
@@ -2716,20 +2485,18 @@
         <w:jc w:val="both"/>
         <w:rPr>
           <w:rFonts w:asciiTheme="majorBidi" w:eastAsia="Times New Roman" w:hAnsiTheme="majorBidi" w:cstheme="majorBidi"/>
-          <w:color w:val="0000FF"/>
-          <w:kern w:val="0"/>
-          <w:sz w:val="20"/>
-          <w:szCs w:val="20"/>
-          <w:lang w:val="en-US" w:eastAsia="en-GB"/>
-          <w14:ligatures w14:val="none"/>
-        </w:rPr>
-      </w:pPr>
-      <w:r>
-        <w:rPr>
-          <w:rFonts w:asciiTheme="majorBidi" w:eastAsia="Times New Roman" w:hAnsiTheme="majorBidi" w:cstheme="majorBidi"/>
-          <w:b/>
-          <w:bCs/>
-          <w:color w:val="0000FF"/>
+          <w:kern w:val="0"/>
+          <w:sz w:val="20"/>
+          <w:szCs w:val="20"/>
+          <w:lang w:val="en-US" w:eastAsia="en-GB"/>
+          <w14:ligatures w14:val="none"/>
+        </w:rPr>
+      </w:pPr>
+      <w:r>
+        <w:rPr>
+          <w:rFonts w:asciiTheme="majorBidi" w:eastAsia="Times New Roman" w:hAnsiTheme="majorBidi" w:cstheme="majorBidi"/>
+          <w:b/>
+          <w:bCs/>
           <w:kern w:val="0"/>
           <w:sz w:val="20"/>
           <w:szCs w:val="20"/>
@@ -2741,7 +2508,6 @@
       <w:r>
         <w:rPr>
           <w:rFonts w:asciiTheme="majorBidi" w:eastAsia="Times New Roman" w:hAnsiTheme="majorBidi" w:cstheme="majorBidi"/>
-          <w:color w:val="0000FF"/>
           <w:kern w:val="0"/>
           <w:sz w:val="20"/>
           <w:szCs w:val="20"/>
@@ -2763,20 +2529,18 @@
         <w:jc w:val="both"/>
         <w:rPr>
           <w:rFonts w:asciiTheme="majorBidi" w:eastAsia="Times New Roman" w:hAnsiTheme="majorBidi" w:cstheme="majorBidi"/>
-          <w:color w:val="0000FF"/>
-          <w:kern w:val="0"/>
-          <w:sz w:val="20"/>
-          <w:szCs w:val="20"/>
-          <w:lang w:val="en-US" w:eastAsia="en-GB"/>
-          <w14:ligatures w14:val="none"/>
-        </w:rPr>
-      </w:pPr>
-      <w:r>
-        <w:rPr>
-          <w:rFonts w:asciiTheme="majorBidi" w:eastAsia="Times New Roman" w:hAnsiTheme="majorBidi" w:cstheme="majorBidi"/>
-          <w:b/>
-          <w:bCs/>
-          <w:color w:val="0000FF"/>
+          <w:kern w:val="0"/>
+          <w:sz w:val="20"/>
+          <w:szCs w:val="20"/>
+          <w:lang w:val="en-US" w:eastAsia="en-GB"/>
+          <w14:ligatures w14:val="none"/>
+        </w:rPr>
+      </w:pPr>
+      <w:r>
+        <w:rPr>
+          <w:rFonts w:asciiTheme="majorBidi" w:eastAsia="Times New Roman" w:hAnsiTheme="majorBidi" w:cstheme="majorBidi"/>
+          <w:b/>
+          <w:bCs/>
           <w:kern w:val="0"/>
           <w:sz w:val="20"/>
           <w:szCs w:val="20"/>
@@ -2788,7 +2552,6 @@
       <w:r>
         <w:rPr>
           <w:rFonts w:asciiTheme="majorBidi" w:eastAsia="Times New Roman" w:hAnsiTheme="majorBidi" w:cstheme="majorBidi"/>
-          <w:color w:val="0000FF"/>
           <w:kern w:val="0"/>
           <w:sz w:val="20"/>
           <w:szCs w:val="20"/>
@@ -2805,20 +2568,18 @@
         <w:jc w:val="both"/>
         <w:rPr>
           <w:rFonts w:asciiTheme="majorBidi" w:eastAsia="Times New Roman" w:hAnsiTheme="majorBidi" w:cstheme="majorBidi"/>
-          <w:color w:val="373D3F"/>
-          <w:kern w:val="0"/>
-          <w:sz w:val="20"/>
-          <w:szCs w:val="20"/>
-          <w:lang w:eastAsia="en-GB"/>
-          <w14:ligatures w14:val="none"/>
-        </w:rPr>
-      </w:pPr>
-      <w:r>
-        <w:rPr>
-          <w:rFonts w:asciiTheme="majorBidi" w:eastAsia="Times New Roman" w:hAnsiTheme="majorBidi" w:cstheme="majorBidi"/>
-          <w:b/>
-          <w:bCs/>
-          <w:color w:val="373D3F"/>
+          <w:kern w:val="0"/>
+          <w:sz w:val="20"/>
+          <w:szCs w:val="20"/>
+          <w:lang w:eastAsia="en-GB"/>
+          <w14:ligatures w14:val="none"/>
+        </w:rPr>
+      </w:pPr>
+      <w:r>
+        <w:rPr>
+          <w:rFonts w:asciiTheme="majorBidi" w:eastAsia="Times New Roman" w:hAnsiTheme="majorBidi" w:cstheme="majorBidi"/>
+          <w:b/>
+          <w:bCs/>
           <w:kern w:val="0"/>
           <w:sz w:val="20"/>
           <w:szCs w:val="20"/>
@@ -2840,18 +2601,16 @@
         <w:jc w:val="both"/>
         <w:rPr>
           <w:rFonts w:asciiTheme="majorBidi" w:eastAsia="Times New Roman" w:hAnsiTheme="majorBidi" w:cstheme="majorBidi"/>
-          <w:color w:val="0000FF"/>
-          <w:kern w:val="0"/>
-          <w:sz w:val="20"/>
-          <w:szCs w:val="20"/>
-          <w:lang w:val="en-US" w:eastAsia="en-GB"/>
-          <w14:ligatures w14:val="none"/>
-        </w:rPr>
-      </w:pPr>
-      <w:r>
-        <w:rPr>
-          <w:rFonts w:asciiTheme="majorBidi" w:eastAsia="Times New Roman" w:hAnsiTheme="majorBidi" w:cstheme="majorBidi"/>
-          <w:color w:val="0000FF"/>
+          <w:kern w:val="0"/>
+          <w:sz w:val="20"/>
+          <w:szCs w:val="20"/>
+          <w:lang w:val="en-US" w:eastAsia="en-GB"/>
+          <w14:ligatures w14:val="none"/>
+        </w:rPr>
+      </w:pPr>
+      <w:r>
+        <w:rPr>
+          <w:rFonts w:asciiTheme="majorBidi" w:eastAsia="Times New Roman" w:hAnsiTheme="majorBidi" w:cstheme="majorBidi"/>
           <w:kern w:val="0"/>
           <w:sz w:val="20"/>
           <w:szCs w:val="20"/>
@@ -2873,18 +2632,16 @@
         <w:jc w:val="both"/>
         <w:rPr>
           <w:rFonts w:asciiTheme="majorBidi" w:eastAsia="Times New Roman" w:hAnsiTheme="majorBidi" w:cstheme="majorBidi"/>
-          <w:color w:val="0000FF"/>
-          <w:kern w:val="0"/>
-          <w:sz w:val="20"/>
-          <w:szCs w:val="20"/>
-          <w:lang w:val="en-US" w:eastAsia="en-GB"/>
-          <w14:ligatures w14:val="none"/>
-        </w:rPr>
-      </w:pPr>
-      <w:r>
-        <w:rPr>
-          <w:rFonts w:asciiTheme="majorBidi" w:eastAsia="Times New Roman" w:hAnsiTheme="majorBidi" w:cstheme="majorBidi"/>
-          <w:color w:val="0000FF"/>
+          <w:kern w:val="0"/>
+          <w:sz w:val="20"/>
+          <w:szCs w:val="20"/>
+          <w:lang w:val="en-US" w:eastAsia="en-GB"/>
+          <w14:ligatures w14:val="none"/>
+        </w:rPr>
+      </w:pPr>
+      <w:r>
+        <w:rPr>
+          <w:rFonts w:asciiTheme="majorBidi" w:eastAsia="Times New Roman" w:hAnsiTheme="majorBidi" w:cstheme="majorBidi"/>
           <w:kern w:val="0"/>
           <w:sz w:val="20"/>
           <w:szCs w:val="20"/>
@@ -2901,20 +2658,18 @@
         <w:jc w:val="both"/>
         <w:rPr>
           <w:rFonts w:asciiTheme="majorBidi" w:eastAsia="Times New Roman" w:hAnsiTheme="majorBidi" w:cstheme="majorBidi"/>
-          <w:color w:val="373D3F"/>
-          <w:kern w:val="0"/>
-          <w:sz w:val="20"/>
-          <w:szCs w:val="20"/>
-          <w:lang w:eastAsia="en-GB"/>
-          <w14:ligatures w14:val="none"/>
-        </w:rPr>
-      </w:pPr>
-      <w:r>
-        <w:rPr>
-          <w:rFonts w:asciiTheme="majorBidi" w:eastAsia="Times New Roman" w:hAnsiTheme="majorBidi" w:cstheme="majorBidi"/>
-          <w:b/>
-          <w:bCs/>
-          <w:color w:val="373D3F"/>
+          <w:kern w:val="0"/>
+          <w:sz w:val="20"/>
+          <w:szCs w:val="20"/>
+          <w:lang w:eastAsia="en-GB"/>
+          <w14:ligatures w14:val="none"/>
+        </w:rPr>
+      </w:pPr>
+      <w:r>
+        <w:rPr>
+          <w:rFonts w:asciiTheme="majorBidi" w:eastAsia="Times New Roman" w:hAnsiTheme="majorBidi" w:cstheme="majorBidi"/>
+          <w:b/>
+          <w:bCs/>
           <w:kern w:val="0"/>
           <w:sz w:val="20"/>
           <w:szCs w:val="20"/>
@@ -2931,62 +2686,44 @@
         <w:jc w:val="both"/>
         <w:rPr>
           <w:rFonts w:asciiTheme="majorBidi" w:eastAsia="Times New Roman" w:hAnsiTheme="majorBidi" w:cstheme="majorBidi"/>
-          <w:color w:val="373D3F"/>
-          <w:kern w:val="0"/>
-          <w:sz w:val="20"/>
-          <w:szCs w:val="20"/>
-          <w:lang w:eastAsia="en-GB"/>
-          <w14:ligatures w14:val="none"/>
-        </w:rPr>
-      </w:pPr>
-      <w:r>
-        <w:rPr>
-          <w:rFonts w:asciiTheme="majorBidi" w:eastAsia="Times New Roman" w:hAnsiTheme="majorBidi" w:cstheme="majorBidi"/>
-          <w:b/>
-          <w:bCs/>
-          <w:color w:val="373D3F"/>
-          <w:kern w:val="0"/>
-          <w:sz w:val="20"/>
-          <w:szCs w:val="20"/>
-          <w:lang w:eastAsia="en-GB"/>
-          <w14:ligatures w14:val="none"/>
-        </w:rPr>
-        <w:t>3.1. </w:t>
-      </w:r>
-      <w:r>
-        <w:rPr>
-          <w:rFonts w:asciiTheme="majorBidi" w:eastAsia="Times New Roman" w:hAnsiTheme="majorBidi" w:cstheme="majorBidi"/>
-          <w:b/>
-          <w:bCs/>
-          <w:color w:val="0000FF"/>
-          <w:kern w:val="0"/>
-          <w:sz w:val="20"/>
-          <w:szCs w:val="20"/>
-          <w:lang w:eastAsia="en-GB"/>
-          <w14:ligatures w14:val="none"/>
-        </w:rPr>
-        <w:t>Water Level Monitoring</w:t>
-      </w:r>
-    </w:p>
-    <w:p>
-      <w:pPr>
-        <w:shd w:val="clear" w:color="auto" w:fill="FFFFFF"/>
-        <w:spacing w:before="240" w:after="0" w:line="240" w:lineRule="auto"/>
-        <w:jc w:val="both"/>
-        <w:rPr>
-          <w:rFonts w:asciiTheme="majorBidi" w:eastAsia="Times New Roman" w:hAnsiTheme="majorBidi" w:cstheme="majorBidi"/>
-          <w:color w:val="373D3F"/>
-          <w:kern w:val="0"/>
-          <w:sz w:val="20"/>
-          <w:szCs w:val="20"/>
-          <w:lang w:eastAsia="en-GB"/>
-          <w14:ligatures w14:val="none"/>
-        </w:rPr>
-      </w:pPr>
-      <w:r>
-        <w:rPr>
-          <w:rFonts w:asciiTheme="majorBidi" w:eastAsia="Times New Roman" w:hAnsiTheme="majorBidi" w:cstheme="majorBidi"/>
-          <w:color w:val="0000FF"/>
+          <w:kern w:val="0"/>
+          <w:sz w:val="20"/>
+          <w:szCs w:val="20"/>
+          <w:lang w:eastAsia="en-GB"/>
+          <w14:ligatures w14:val="none"/>
+        </w:rPr>
+      </w:pPr>
+      <w:r>
+        <w:rPr>
+          <w:rFonts w:asciiTheme="majorBidi" w:eastAsia="Times New Roman" w:hAnsiTheme="majorBidi" w:cstheme="majorBidi"/>
+          <w:b/>
+          <w:bCs/>
+          <w:kern w:val="0"/>
+          <w:sz w:val="20"/>
+          <w:szCs w:val="20"/>
+          <w:lang w:eastAsia="en-GB"/>
+          <w14:ligatures w14:val="none"/>
+        </w:rPr>
+        <w:t>3.1. Water Level Monitoring</w:t>
+      </w:r>
+    </w:p>
+    <w:p>
+      <w:pPr>
+        <w:shd w:val="clear" w:color="auto" w:fill="FFFFFF"/>
+        <w:spacing w:before="240" w:after="0" w:line="240" w:lineRule="auto"/>
+        <w:jc w:val="both"/>
+        <w:rPr>
+          <w:rFonts w:asciiTheme="majorBidi" w:eastAsia="Times New Roman" w:hAnsiTheme="majorBidi" w:cstheme="majorBidi"/>
+          <w:kern w:val="0"/>
+          <w:sz w:val="20"/>
+          <w:szCs w:val="20"/>
+          <w:lang w:eastAsia="en-GB"/>
+          <w14:ligatures w14:val="none"/>
+        </w:rPr>
+      </w:pPr>
+      <w:r>
+        <w:rPr>
+          <w:rFonts w:asciiTheme="majorBidi" w:eastAsia="Times New Roman" w:hAnsiTheme="majorBidi" w:cstheme="majorBidi"/>
           <w:kern w:val="0"/>
           <w:sz w:val="20"/>
           <w:szCs w:val="20"/>
@@ -3005,76 +2742,44 @@
           <w:rFonts w:asciiTheme="majorBidi" w:eastAsia="Times New Roman" w:hAnsiTheme="majorBidi" w:cstheme="majorBidi"/>
           <w:b/>
           <w:bCs/>
-          <w:color w:val="0000FF"/>
-          <w:kern w:val="0"/>
-          <w:sz w:val="20"/>
-          <w:szCs w:val="20"/>
-          <w:lang w:eastAsia="en-GB"/>
-          <w14:ligatures w14:val="none"/>
-        </w:rPr>
-      </w:pPr>
-      <w:r>
-        <w:rPr>
-          <w:rFonts w:asciiTheme="majorBidi" w:eastAsia="Times New Roman" w:hAnsiTheme="majorBidi" w:cstheme="majorBidi"/>
-          <w:b/>
-          <w:bCs/>
-          <w:color w:val="373D3F"/>
-          <w:kern w:val="0"/>
-          <w:sz w:val="20"/>
-          <w:szCs w:val="20"/>
-          <w:lang w:eastAsia="en-GB"/>
-          <w14:ligatures w14:val="none"/>
-        </w:rPr>
-        <w:t>3.</w:t>
-      </w:r>
-      <w:r>
-        <w:rPr>
-          <w:rFonts w:asciiTheme="majorBidi" w:eastAsia="Times New Roman" w:hAnsiTheme="majorBidi" w:cstheme="majorBidi"/>
-          <w:b/>
-          <w:bCs/>
-          <w:color w:val="373D3F"/>
-          <w:kern w:val="0"/>
-          <w:sz w:val="20"/>
-          <w:szCs w:val="20"/>
-          <w:lang w:eastAsia="en-GB"/>
-          <w14:ligatures w14:val="none"/>
-        </w:rPr>
-        <w:t xml:space="preserve">2 </w:t>
-      </w:r>
-      <w:r>
-        <w:rPr>
-          <w:rFonts w:asciiTheme="majorBidi" w:eastAsia="Times New Roman" w:hAnsiTheme="majorBidi" w:cstheme="majorBidi"/>
-          <w:b/>
-          <w:bCs/>
-          <w:color w:val="0000FF"/>
-          <w:kern w:val="0"/>
-          <w:sz w:val="20"/>
-          <w:szCs w:val="20"/>
-          <w:lang w:eastAsia="en-GB"/>
-          <w14:ligatures w14:val="none"/>
-        </w:rPr>
-        <w:t>Automated Alert Management</w:t>
-      </w:r>
-    </w:p>
-    <w:p>
-      <w:pPr>
-        <w:shd w:val="clear" w:color="auto" w:fill="FFFFFF"/>
-        <w:spacing w:before="240" w:after="0" w:line="240" w:lineRule="auto"/>
-        <w:jc w:val="both"/>
-        <w:rPr>
-          <w:rFonts w:asciiTheme="majorBidi" w:eastAsia="Times New Roman" w:hAnsiTheme="majorBidi" w:cstheme="majorBidi"/>
-          <w:color w:val="373D3F"/>
-          <w:kern w:val="0"/>
-          <w:sz w:val="20"/>
-          <w:szCs w:val="20"/>
-          <w:lang w:eastAsia="en-GB"/>
-          <w14:ligatures w14:val="none"/>
-        </w:rPr>
-      </w:pPr>
-      <w:r>
-        <w:rPr>
-          <w:rFonts w:asciiTheme="majorBidi" w:eastAsia="Times New Roman" w:hAnsiTheme="majorBidi" w:cstheme="majorBidi"/>
-          <w:color w:val="0000FF"/>
+          <w:kern w:val="0"/>
+          <w:sz w:val="20"/>
+          <w:szCs w:val="20"/>
+          <w:lang w:eastAsia="en-GB"/>
+          <w14:ligatures w14:val="none"/>
+        </w:rPr>
+      </w:pPr>
+      <w:r>
+        <w:rPr>
+          <w:rFonts w:asciiTheme="majorBidi" w:eastAsia="Times New Roman" w:hAnsiTheme="majorBidi" w:cstheme="majorBidi"/>
+          <w:b/>
+          <w:bCs/>
+          <w:kern w:val="0"/>
+          <w:sz w:val="20"/>
+          <w:szCs w:val="20"/>
+          <w:lang w:eastAsia="en-GB"/>
+          <w14:ligatures w14:val="none"/>
+        </w:rPr>
+        <w:t>3.2 Automated Alert Management</w:t>
+      </w:r>
+    </w:p>
+    <w:p>
+      <w:pPr>
+        <w:shd w:val="clear" w:color="auto" w:fill="FFFFFF"/>
+        <w:spacing w:before="240" w:after="0" w:line="240" w:lineRule="auto"/>
+        <w:jc w:val="both"/>
+        <w:rPr>
+          <w:rFonts w:asciiTheme="majorBidi" w:eastAsia="Times New Roman" w:hAnsiTheme="majorBidi" w:cstheme="majorBidi"/>
+          <w:kern w:val="0"/>
+          <w:sz w:val="20"/>
+          <w:szCs w:val="20"/>
+          <w:lang w:eastAsia="en-GB"/>
+          <w14:ligatures w14:val="none"/>
+        </w:rPr>
+      </w:pPr>
+      <w:r>
+        <w:rPr>
+          <w:rFonts w:asciiTheme="majorBidi" w:eastAsia="Times New Roman" w:hAnsiTheme="majorBidi" w:cstheme="majorBidi"/>
           <w:kern w:val="0"/>
           <w:sz w:val="20"/>
           <w:szCs w:val="20"/>
@@ -3091,20 +2796,18 @@
         <w:jc w:val="both"/>
         <w:rPr>
           <w:rFonts w:asciiTheme="majorBidi" w:eastAsia="Times New Roman" w:hAnsiTheme="majorBidi" w:cstheme="majorBidi"/>
-          <w:color w:val="373D3F"/>
-          <w:kern w:val="0"/>
-          <w:sz w:val="20"/>
-          <w:szCs w:val="20"/>
-          <w:lang w:eastAsia="en-GB"/>
-          <w14:ligatures w14:val="none"/>
-        </w:rPr>
-      </w:pPr>
-      <w:r>
-        <w:rPr>
-          <w:rFonts w:asciiTheme="majorBidi" w:eastAsia="Times New Roman" w:hAnsiTheme="majorBidi" w:cstheme="majorBidi"/>
-          <w:b/>
-          <w:bCs/>
-          <w:color w:val="373D3F"/>
+          <w:kern w:val="0"/>
+          <w:sz w:val="20"/>
+          <w:szCs w:val="20"/>
+          <w:lang w:eastAsia="en-GB"/>
+          <w14:ligatures w14:val="none"/>
+        </w:rPr>
+      </w:pPr>
+      <w:r>
+        <w:rPr>
+          <w:rFonts w:asciiTheme="majorBidi" w:eastAsia="Times New Roman" w:hAnsiTheme="majorBidi" w:cstheme="majorBidi"/>
+          <w:b/>
+          <w:bCs/>
           <w:kern w:val="0"/>
           <w:sz w:val="20"/>
           <w:szCs w:val="20"/>

--- a/SRS/SRS_Version_2.docx
+++ b/SRS/SRS_Version_2.docx
@@ -1355,49 +1355,6 @@
           <w:lang w:val="en-US" w:eastAsia="en-GB"/>
           <w14:ligatures w14:val="none"/>
         </w:rPr>
-        <w:t>Lab Instructors</w:t>
-      </w:r>
-      <w:r>
-        <w:rPr>
-          <w:rFonts w:asciiTheme="majorBidi" w:eastAsia="Times New Roman" w:hAnsiTheme="majorBidi" w:cstheme="majorBidi"/>
-          <w:kern w:val="0"/>
-          <w:sz w:val="20"/>
-          <w:szCs w:val="20"/>
-          <w:lang w:val="en-US" w:eastAsia="en-GB"/>
-          <w14:ligatures w14:val="none"/>
-        </w:rPr>
-        <w:t>: For assessment of the system design and project progress.</w:t>
-      </w:r>
-    </w:p>
-    <w:p>
-      <w:pPr>
-        <w:numPr>
-          <w:ilvl w:val="0"/>
-          <w:numId w:val="4"/>
-        </w:numPr>
-        <w:shd w:val="clear" w:color="auto" w:fill="FFFFFF"/>
-        <w:spacing w:before="240" w:after="0" w:line="240" w:lineRule="auto"/>
-        <w:jc w:val="both"/>
-        <w:rPr>
-          <w:rFonts w:asciiTheme="majorBidi" w:eastAsia="Times New Roman" w:hAnsiTheme="majorBidi" w:cstheme="majorBidi"/>
-          <w:kern w:val="0"/>
-          <w:sz w:val="20"/>
-          <w:szCs w:val="20"/>
-          <w:lang w:val="en-US" w:eastAsia="en-GB"/>
-          <w14:ligatures w14:val="none"/>
-        </w:rPr>
-      </w:pPr>
-      <w:r>
-        <w:rPr>
-          <w:rFonts w:asciiTheme="majorBidi" w:eastAsia="Times New Roman" w:hAnsiTheme="majorBidi" w:cstheme="majorBidi"/>
-          <w:b/>
-          <w:bCs/>
-          <w:kern w:val="0"/>
-          <w:sz w:val="20"/>
-          <w:szCs w:val="20"/>
-          <w:lang w:val="en-US" w:eastAsia="en-GB"/>
-          <w14:ligatures w14:val="none"/>
-        </w:rPr>
         <w:t>Testers</w:t>
       </w:r>
       <w:r>
@@ -1733,7 +1690,7 @@
           <w:lang w:val="en-US" w:eastAsia="en-GB"/>
           <w14:ligatures w14:val="none"/>
         </w:rPr>
-        <w:t xml:space="preserve">: The software will process incoming data from physical or simulated water level sensors, compare these levels against predefined safety thresholds, and trigger automated alerts (such as visual displays or notifications) when levels become critical. </w:t>
+        <w:t xml:space="preserve">: The software will process incoming data from physical or simulated water level sensors, compare these levels against predefined safety thresholds, and trigger automated alerts such as visual displays or notifications when levels become critical. </w:t>
       </w:r>
     </w:p>
     <w:p>
